--- a/Howto_Guides/LogHawk_Web_UI_Beginners_Guide.docx
+++ b/Howto_Guides/LogHawk_Web_UI_Beginners_Guide.docx
@@ -4932,35 +4932,23 @@
         </w:rPr>
       </w:pPr>
       <w:r>
-        <w:t xml:space="preserve">1. Create and run a Train-only Pipeline once against External/Internal S3 locations containing QA, UAT, or Pre-Prod logs, metrics, and traces. </w:t>
-      </w:r>
-      <w:r>
-        <w:t>C</w:t>
-      </w:r>
-      <w:r>
+        <w:t>1. Create and run a Train-only Pipeline once against External/Internal S3 locations containing QA, UAT, or Pre-Prod logs, metrics, and traces. Configure the Train-only Pipeline using its Config Set to save the trained ML models to a RustFS/Internal S3 bucket and batch folder.</w:t>
+      </w:r>
+    </w:p>
+    <w:p>
+      <w:pPr>
         <w:rPr>
           <w:rFonts w:hint="eastAsia"/>
         </w:rPr>
-        <w:t xml:space="preserve">onfigure the Train only pipeline to </w:t>
-      </w:r>
-      <w:r>
-        <w:t>w</w:t>
-      </w:r>
-      <w:r>
-        <w:t>rite the trained models into a RustFS/Internal S3 bucket and batch folder.</w:t>
-      </w:r>
-    </w:p>
-    <w:p>
-      <w:pPr>
-        <w:rPr>
-          <w:rFonts w:hint="eastAsia"/>
-        </w:rPr>
       </w:pPr>
       <w:r>
         <w:t xml:space="preserve">2. Create a </w:t>
       </w:r>
       <w:r>
         <w:t>Detect-only Pipeline using Production input locations. Select the same RustFS/Internal S3 output bucket and batch folder where the training run saved its ML models.</w:t>
+      </w:r>
+      <w:r>
+        <w:t xml:space="preserve"> You can use the same Config Set for both the Train-only and Detect-only pipelines.</w:t>
       </w:r>
     </w:p>
     <w:p>

--- a/Howto_Guides/LogHawk_Web_UI_Beginners_Guide.docx
+++ b/Howto_Guides/LogHawk_Web_UI_Beginners_Guide.docx
@@ -4321,6 +4321,756 @@
       </w:r>
       <w:r>
         <w:t>on retries. Each retry has its own time budget and audit record. Do not resubmit the original collection request merely to retry an explanation.</w:t>
+      </w:r>
+    </w:p>
+    <w:p>
+      <w:pPr>
+        <w:pStyle w:val="Heading2"/>
+      </w:pPr>
+      <w:r>
+        <w:t>Audit records, execution records, and saved evidence</w:t>
+      </w:r>
+    </w:p>
+    <w:p>
+      <w:r>
+        <w:t>All server records below use the database configured by LH_SERVER_DATABASE_URL.</w:t>
+      </w:r>
+    </w:p>
+    <w:tbl>
+      <w:tblPr>
+        <w:tblW w:type="auto" w:w="0"/>
+        <w:tblLayout w:type="fixed"/>
+        <w:tblLook w:firstColumn="1" w:firstRow="1" w:lastColumn="0" w:lastRow="0" w:noHBand="0" w:noVBand="1" w:val="04A0"/>
+        <w:tblBorders>
+          <w:top w:val="single" w:sz="4" w:color="D9D9D9"/>
+          <w:left w:val="single" w:sz="4" w:color="D9D9D9"/>
+          <w:bottom w:val="single" w:sz="4" w:color="D9D9D9"/>
+          <w:right w:val="single" w:sz="4" w:color="D9D9D9"/>
+          <w:insideH w:val="single" w:sz="4" w:color="D9D9D9"/>
+          <w:insideV w:val="single" w:sz="4" w:color="D9D9D9"/>
+        </w:tblBorders>
+      </w:tblPr>
+      <w:tblGrid>
+        <w:gridCol w:w="4997"/>
+        <w:gridCol w:w="4997"/>
+      </w:tblGrid>
+      <w:tr>
+        <w:trPr>
+          <w:tblHeader/>
+        </w:trPr>
+        <w:tc>
+          <w:tcPr>
+            <w:tcW w:type="dxa" w:w="2952"/>
+            <w:vAlign w:val="center"/>
+            <w:shd w:fill="E8EEF4"/>
+            <w:tcMar>
+              <w:top w:w="85" w:type="dxa"/>
+              <w:left w:w="85" w:type="dxa"/>
+              <w:bottom w:w="85" w:type="dxa"/>
+              <w:right w:w="85" w:type="dxa"/>
+            </w:tcMar>
+          </w:tcPr>
+          <w:p>
+            <w:pPr>
+              <w:spacing w:after="80"/>
+            </w:pPr>
+            <w:r>
+              <w:rPr>
+                <w:b/>
+                <w:color w:val="000000"/>
+                <w:sz w:val="18"/>
+              </w:rPr>
+              <w:t>Record</w:t>
+            </w:r>
+          </w:p>
+        </w:tc>
+        <w:tc>
+          <w:tcPr>
+            <w:tcW w:type="dxa" w:w="6192"/>
+            <w:vAlign w:val="center"/>
+            <w:shd w:fill="E8EEF4"/>
+            <w:tcMar>
+              <w:top w:w="85" w:type="dxa"/>
+              <w:left w:w="85" w:type="dxa"/>
+              <w:bottom w:w="85" w:type="dxa"/>
+              <w:right w:w="85" w:type="dxa"/>
+            </w:tcMar>
+          </w:tcPr>
+          <w:p>
+            <w:pPr>
+              <w:spacing w:after="80"/>
+            </w:pPr>
+            <w:r>
+              <w:rPr>
+                <w:b/>
+                <w:color w:val="000000"/>
+                <w:sz w:val="18"/>
+              </w:rPr>
+              <w:t>Stored information</w:t>
+            </w:r>
+          </w:p>
+        </w:tc>
+      </w:tr>
+      <w:tr>
+        <w:tc>
+          <w:tcPr>
+            <w:tcW w:type="dxa" w:w="2952"/>
+            <w:vAlign w:val="center"/>
+            <w:shd w:fill="FFFFFF"/>
+            <w:tcMar>
+              <w:top w:w="85" w:type="dxa"/>
+              <w:left w:w="85" w:type="dxa"/>
+              <w:bottom w:w="85" w:type="dxa"/>
+              <w:right w:w="85" w:type="dxa"/>
+            </w:tcMar>
+          </w:tcPr>
+          <w:p>
+            <w:pPr>
+              <w:spacing w:after="80"/>
+            </w:pPr>
+            <w:r>
+              <w:rPr>
+                <w:b w:val="0"/>
+                <w:color w:val="000000"/>
+                <w:sz w:val="18"/>
+              </w:rPr>
+              <w:t>llm_tool_requests</w:t>
+            </w:r>
+          </w:p>
+        </w:tc>
+        <w:tc>
+          <w:tcPr>
+            <w:tcW w:type="dxa" w:w="6192"/>
+            <w:vAlign w:val="center"/>
+            <w:shd w:fill="FFFFFF"/>
+            <w:tcMar>
+              <w:top w:w="85" w:type="dxa"/>
+              <w:left w:w="85" w:type="dxa"/>
+              <w:bottom w:w="85" w:type="dxa"/>
+              <w:right w:w="85" w:type="dxa"/>
+            </w:tcMar>
+          </w:tcPr>
+          <w:p>
+            <w:pPr>
+              <w:spacing w:after="80"/>
+            </w:pPr>
+            <w:r>
+              <w:rPr>
+                <w:b w:val="0"/>
+                <w:color w:val="000000"/>
+                <w:sz w:val="18"/>
+              </w:rPr>
+              <w:t>AI request owner, originating software, request status, and confirmation/explanation state</w:t>
+            </w:r>
+          </w:p>
+        </w:tc>
+      </w:tr>
+      <w:tr>
+        <w:tc>
+          <w:tcPr>
+            <w:tcW w:type="dxa" w:w="2952"/>
+            <w:vAlign w:val="center"/>
+            <w:shd w:fill="F5F7F9"/>
+            <w:tcMar>
+              <w:top w:w="85" w:type="dxa"/>
+              <w:left w:w="85" w:type="dxa"/>
+              <w:bottom w:w="85" w:type="dxa"/>
+              <w:right w:w="85" w:type="dxa"/>
+            </w:tcMar>
+          </w:tcPr>
+          <w:p>
+            <w:pPr>
+              <w:spacing w:after="80"/>
+            </w:pPr>
+            <w:r>
+              <w:rPr>
+                <w:b w:val="0"/>
+                <w:color w:val="000000"/>
+                <w:sz w:val="18"/>
+              </w:rPr>
+              <w:t>llm_tool_calls</w:t>
+            </w:r>
+          </w:p>
+        </w:tc>
+        <w:tc>
+          <w:tcPr>
+            <w:tcW w:type="dxa" w:w="6192"/>
+            <w:vAlign w:val="center"/>
+            <w:shd w:fill="F5F7F9"/>
+            <w:tcMar>
+              <w:top w:w="85" w:type="dxa"/>
+              <w:left w:w="85" w:type="dxa"/>
+              <w:bottom w:w="85" w:type="dxa"/>
+              <w:right w:w="85" w:type="dxa"/>
+            </w:tcMar>
+          </w:tcPr>
+          <w:p>
+            <w:pPr>
+              <w:spacing w:after="80"/>
+            </w:pPr>
+            <w:r>
+              <w:rPr>
+                <w:b w:val="0"/>
+                <w:color w:val="000000"/>
+                <w:sz w:val="18"/>
+              </w:rPr>
+              <w:t>AI discovery and execution events, collector/version, redacted arguments, evidence, status, timestamps, and execution run ID. Also records explanation attempts.</w:t>
+            </w:r>
+          </w:p>
+        </w:tc>
+      </w:tr>
+      <w:tr>
+        <w:tc>
+          <w:tcPr>
+            <w:tcW w:type="dxa" w:w="2952"/>
+            <w:vAlign w:val="center"/>
+            <w:shd w:fill="FFFFFF"/>
+            <w:tcMar>
+              <w:top w:w="85" w:type="dxa"/>
+              <w:left w:w="85" w:type="dxa"/>
+              <w:bottom w:w="85" w:type="dxa"/>
+              <w:right w:w="85" w:type="dxa"/>
+            </w:tcMar>
+          </w:tcPr>
+          <w:p>
+            <w:pPr>
+              <w:spacing w:after="80"/>
+            </w:pPr>
+            <w:r>
+              <w:rPr>
+                <w:b w:val="0"/>
+                <w:color w:val="000000"/>
+                <w:sz w:val="18"/>
+              </w:rPr>
+              <w:t>collector_runs</w:t>
+            </w:r>
+          </w:p>
+        </w:tc>
+        <w:tc>
+          <w:tcPr>
+            <w:tcW w:type="dxa" w:w="6192"/>
+            <w:vAlign w:val="center"/>
+            <w:shd w:fill="FFFFFF"/>
+            <w:tcMar>
+              <w:top w:w="85" w:type="dxa"/>
+              <w:left w:w="85" w:type="dxa"/>
+              <w:bottom w:w="85" w:type="dxa"/>
+              <w:right w:w="85" w:type="dxa"/>
+            </w:tcMar>
+          </w:tcPr>
+          <w:p>
+            <w:pPr>
+              <w:spacing w:after="80"/>
+            </w:pPr>
+            <w:r>
+              <w:rPr>
+                <w:b w:val="0"/>
+                <w:color w:val="000000"/>
+                <w:sz w:val="18"/>
+              </w:rPr>
+              <w:t>Built-in collector execution metadata: user ID, collector/version, argument names, status, timestamps, short result summary, and error type. Does not store full collector evidence.</w:t>
+            </w:r>
+          </w:p>
+        </w:tc>
+      </w:tr>
+      <w:tr>
+        <w:tc>
+          <w:tcPr>
+            <w:tcW w:type="dxa" w:w="2952"/>
+            <w:vAlign w:val="center"/>
+            <w:shd w:fill="F5F7F9"/>
+            <w:tcMar>
+              <w:top w:w="85" w:type="dxa"/>
+              <w:left w:w="85" w:type="dxa"/>
+              <w:bottom w:w="85" w:type="dxa"/>
+              <w:right w:w="85" w:type="dxa"/>
+            </w:tcMar>
+          </w:tcPr>
+          <w:p>
+            <w:pPr>
+              <w:spacing w:after="80"/>
+            </w:pPr>
+            <w:r>
+              <w:rPr>
+                <w:b w:val="0"/>
+                <w:color w:val="000000"/>
+                <w:sz w:val="18"/>
+              </w:rPr>
+              <w:t>task_runs</w:t>
+            </w:r>
+          </w:p>
+        </w:tc>
+        <w:tc>
+          <w:tcPr>
+            <w:tcW w:type="dxa" w:w="6192"/>
+            <w:vAlign w:val="center"/>
+            <w:shd w:fill="F5F7F9"/>
+            <w:tcMar>
+              <w:top w:w="85" w:type="dxa"/>
+              <w:left w:w="85" w:type="dxa"/>
+              <w:bottom w:w="85" w:type="dxa"/>
+              <w:right w:w="85" w:type="dxa"/>
+            </w:tcMar>
+          </w:tcPr>
+          <w:p>
+            <w:pPr>
+              <w:spacing w:after="80"/>
+            </w:pPr>
+            <w:r>
+              <w:rPr>
+                <w:b w:val="0"/>
+                <w:color w:val="000000"/>
+                <w:sz w:val="18"/>
+              </w:rPr>
+              <w:t>Custom Task/Collector execution metadata, user ID, artifact version reference, status, exit code, stdout, stderr, timestamps, and error type</w:t>
+            </w:r>
+          </w:p>
+        </w:tc>
+      </w:tr>
+    </w:tbl>
+    <w:p>
+      <w:pPr>
+        <w:pStyle w:val="Heading3"/>
+      </w:pPr>
+      <w:r>
+        <w:t>Saved collector evidence</w:t>
+      </w:r>
+    </w:p>
+    <w:p>
+      <w:r>
+        <w:t>For Web UI RCA Chat and signed-in Hawk Console AI collector calls, LogHawk saves the full returned, redacted collector evidence in llm_tool_calls.result_text before model compaction.</w:t>
+      </w:r>
+    </w:p>
+    <w:p>
+      <w:r>
+        <w:t>The LLM receives a smaller, compacted representation. This does not replace the saved evidence.</w:t>
+      </w:r>
+    </w:p>
+    <w:p>
+      <w:r>
+        <w:t>“Full returned” means the output received from the collector or runner:</w:t>
+      </w:r>
+    </w:p>
+    <w:p>
+      <w:pPr>
+        <w:pStyle w:val="ListBullet"/>
+      </w:pPr>
+      <w:r>
+        <w:t>Source collectors may limit returned records.</w:t>
+      </w:r>
+    </w:p>
+    <w:p>
+      <w:pPr>
+        <w:pStyle w:val="ListBullet"/>
+      </w:pPr>
+      <w:r>
+        <w:t>Custom script stdout and stderr are each capped at 100,000 characters, followed by a truncation marker when applicable.</w:t>
+      </w:r>
+    </w:p>
+    <w:p>
+      <w:pPr>
+        <w:pStyle w:val="ListBullet"/>
+      </w:pPr>
+      <w:r>
+        <w:t>Sensitive values are masked in the AI evidence record.</w:t>
+      </w:r>
+    </w:p>
+    <w:p>
+      <w:pPr>
+        <w:pStyle w:val="ListBullet"/>
+      </w:pPr>
+      <w:r>
+        <w:t>The separate task_runs stdout/stderr fields are stored directly from the runner and do not receive the AI evidence redaction step.</w:t>
+      </w:r>
+    </w:p>
+    <w:p>
+      <w:pPr>
+        <w:pStyle w:val="Heading3"/>
+      </w:pPr>
+      <w:r>
+        <w:t>Which execution paths create these records</w:t>
+      </w:r>
+    </w:p>
+    <w:tbl>
+      <w:tblPr>
+        <w:tblW w:type="auto" w:w="0"/>
+        <w:tblLayout w:type="fixed"/>
+        <w:tblLook w:firstColumn="1" w:firstRow="1" w:lastColumn="0" w:lastRow="0" w:noHBand="0" w:noVBand="1" w:val="04A0"/>
+        <w:tblBorders>
+          <w:top w:val="single" w:sz="4" w:color="D9D9D9"/>
+          <w:left w:val="single" w:sz="4" w:color="D9D9D9"/>
+          <w:bottom w:val="single" w:sz="4" w:color="D9D9D9"/>
+          <w:right w:val="single" w:sz="4" w:color="D9D9D9"/>
+          <w:insideH w:val="single" w:sz="4" w:color="D9D9D9"/>
+          <w:insideV w:val="single" w:sz="4" w:color="D9D9D9"/>
+        </w:tblBorders>
+      </w:tblPr>
+      <w:tblGrid>
+        <w:gridCol w:w="4997"/>
+        <w:gridCol w:w="4997"/>
+      </w:tblGrid>
+      <w:tr>
+        <w:trPr>
+          <w:tblHeader/>
+        </w:trPr>
+        <w:tc>
+          <w:tcPr>
+            <w:tcW w:type="dxa" w:w="2952"/>
+            <w:vAlign w:val="center"/>
+            <w:shd w:fill="E8EEF4"/>
+            <w:tcMar>
+              <w:top w:w="85" w:type="dxa"/>
+              <w:left w:w="85" w:type="dxa"/>
+              <w:bottom w:w="85" w:type="dxa"/>
+              <w:right w:w="85" w:type="dxa"/>
+            </w:tcMar>
+          </w:tcPr>
+          <w:p>
+            <w:pPr>
+              <w:spacing w:after="80"/>
+            </w:pPr>
+            <w:r>
+              <w:rPr>
+                <w:b/>
+                <w:color w:val="000000"/>
+                <w:sz w:val="18"/>
+              </w:rPr>
+              <w:t>Execution path</w:t>
+            </w:r>
+          </w:p>
+        </w:tc>
+        <w:tc>
+          <w:tcPr>
+            <w:tcW w:type="dxa" w:w="6192"/>
+            <w:vAlign w:val="center"/>
+            <w:shd w:fill="E8EEF4"/>
+            <w:tcMar>
+              <w:top w:w="85" w:type="dxa"/>
+              <w:left w:w="85" w:type="dxa"/>
+              <w:bottom w:w="85" w:type="dxa"/>
+              <w:right w:w="85" w:type="dxa"/>
+            </w:tcMar>
+          </w:tcPr>
+          <w:p>
+            <w:pPr>
+              <w:spacing w:after="80"/>
+            </w:pPr>
+            <w:r>
+              <w:rPr>
+                <w:b/>
+                <w:color w:val="000000"/>
+                <w:sz w:val="18"/>
+              </w:rPr>
+              <w:t>Records</w:t>
+            </w:r>
+          </w:p>
+        </w:tc>
+      </w:tr>
+      <w:tr>
+        <w:tc>
+          <w:tcPr>
+            <w:tcW w:type="dxa" w:w="2952"/>
+            <w:vAlign w:val="center"/>
+            <w:shd w:fill="FFFFFF"/>
+            <w:tcMar>
+              <w:top w:w="85" w:type="dxa"/>
+              <w:left w:w="85" w:type="dxa"/>
+              <w:bottom w:w="85" w:type="dxa"/>
+              <w:right w:w="85" w:type="dxa"/>
+            </w:tcMar>
+          </w:tcPr>
+          <w:p>
+            <w:pPr>
+              <w:spacing w:after="80"/>
+            </w:pPr>
+            <w:r>
+              <w:rPr>
+                <w:b w:val="0"/>
+                <w:color w:val="000000"/>
+                <w:sz w:val="18"/>
+              </w:rPr>
+              <w:t>AI invokes a built-in collector</w:t>
+            </w:r>
+          </w:p>
+        </w:tc>
+        <w:tc>
+          <w:tcPr>
+            <w:tcW w:type="dxa" w:w="6192"/>
+            <w:vAlign w:val="center"/>
+            <w:shd w:fill="FFFFFF"/>
+            <w:tcMar>
+              <w:top w:w="85" w:type="dxa"/>
+              <w:left w:w="85" w:type="dxa"/>
+              <w:bottom w:w="85" w:type="dxa"/>
+              <w:right w:w="85" w:type="dxa"/>
+            </w:tcMar>
+          </w:tcPr>
+          <w:p>
+            <w:pPr>
+              <w:spacing w:after="80"/>
+            </w:pPr>
+            <w:r>
+              <w:rPr>
+                <w:b w:val="0"/>
+                <w:color w:val="000000"/>
+                <w:sz w:val="18"/>
+              </w:rPr>
+              <w:t>AI audit records plus collector_runs</w:t>
+            </w:r>
+          </w:p>
+        </w:tc>
+      </w:tr>
+      <w:tr>
+        <w:tc>
+          <w:tcPr>
+            <w:tcW w:type="dxa" w:w="2952"/>
+            <w:vAlign w:val="center"/>
+            <w:shd w:fill="F5F7F9"/>
+            <w:tcMar>
+              <w:top w:w="85" w:type="dxa"/>
+              <w:left w:w="85" w:type="dxa"/>
+              <w:bottom w:w="85" w:type="dxa"/>
+              <w:right w:w="85" w:type="dxa"/>
+            </w:tcMar>
+          </w:tcPr>
+          <w:p>
+            <w:pPr>
+              <w:spacing w:after="80"/>
+            </w:pPr>
+            <w:r>
+              <w:rPr>
+                <w:b w:val="0"/>
+                <w:color w:val="000000"/>
+                <w:sz w:val="18"/>
+              </w:rPr>
+              <w:t>AI invokes a custom Collector Task</w:t>
+            </w:r>
+          </w:p>
+        </w:tc>
+        <w:tc>
+          <w:tcPr>
+            <w:tcW w:type="dxa" w:w="6192"/>
+            <w:vAlign w:val="center"/>
+            <w:shd w:fill="F5F7F9"/>
+            <w:tcMar>
+              <w:top w:w="85" w:type="dxa"/>
+              <w:left w:w="85" w:type="dxa"/>
+              <w:bottom w:w="85" w:type="dxa"/>
+              <w:right w:w="85" w:type="dxa"/>
+            </w:tcMar>
+          </w:tcPr>
+          <w:p>
+            <w:pPr>
+              <w:spacing w:after="80"/>
+            </w:pPr>
+            <w:r>
+              <w:rPr>
+                <w:b w:val="0"/>
+                <w:color w:val="000000"/>
+                <w:sz w:val="18"/>
+              </w:rPr>
+              <w:t>AI audit records plus task_runs</w:t>
+            </w:r>
+          </w:p>
+        </w:tc>
+      </w:tr>
+      <w:tr>
+        <w:tc>
+          <w:tcPr>
+            <w:tcW w:type="dxa" w:w="2952"/>
+            <w:vAlign w:val="center"/>
+            <w:shd w:fill="FFFFFF"/>
+            <w:tcMar>
+              <w:top w:w="85" w:type="dxa"/>
+              <w:left w:w="85" w:type="dxa"/>
+              <w:bottom w:w="85" w:type="dxa"/>
+              <w:right w:w="85" w:type="dxa"/>
+            </w:tcMar>
+          </w:tcPr>
+          <w:p>
+            <w:pPr>
+              <w:spacing w:after="80"/>
+            </w:pPr>
+            <w:r>
+              <w:rPr>
+                <w:b w:val="0"/>
+                <w:color w:val="000000"/>
+                <w:sz w:val="18"/>
+              </w:rPr>
+              <w:t>Human invokes /collect through the API</w:t>
+            </w:r>
+          </w:p>
+        </w:tc>
+        <w:tc>
+          <w:tcPr>
+            <w:tcW w:type="dxa" w:w="6192"/>
+            <w:vAlign w:val="center"/>
+            <w:shd w:fill="FFFFFF"/>
+            <w:tcMar>
+              <w:top w:w="85" w:type="dxa"/>
+              <w:left w:w="85" w:type="dxa"/>
+              <w:bottom w:w="85" w:type="dxa"/>
+              <w:right w:w="85" w:type="dxa"/>
+            </w:tcMar>
+          </w:tcPr>
+          <w:p>
+            <w:pPr>
+              <w:spacing w:after="80"/>
+            </w:pPr>
+            <w:r>
+              <w:rPr>
+                <w:b w:val="0"/>
+                <w:color w:val="000000"/>
+                <w:sz w:val="18"/>
+              </w:rPr>
+              <w:t>collector_runs for built-ins; task_runs for custom collectors. No AI evidence record.</w:t>
+            </w:r>
+          </w:p>
+        </w:tc>
+      </w:tr>
+      <w:tr>
+        <w:tc>
+          <w:tcPr>
+            <w:tcW w:type="dxa" w:w="2952"/>
+            <w:vAlign w:val="center"/>
+            <w:shd w:fill="F5F7F9"/>
+            <w:tcMar>
+              <w:top w:w="85" w:type="dxa"/>
+              <w:left w:w="85" w:type="dxa"/>
+              <w:bottom w:w="85" w:type="dxa"/>
+              <w:right w:w="85" w:type="dxa"/>
+            </w:tcMar>
+          </w:tcPr>
+          <w:p>
+            <w:pPr>
+              <w:spacing w:after="80"/>
+            </w:pPr>
+            <w:r>
+              <w:rPr>
+                <w:b w:val="0"/>
+                <w:color w:val="000000"/>
+                <w:sz w:val="18"/>
+              </w:rPr>
+              <w:t>Human invokes /task through the API</w:t>
+            </w:r>
+          </w:p>
+        </w:tc>
+        <w:tc>
+          <w:tcPr>
+            <w:tcW w:type="dxa" w:w="6192"/>
+            <w:vAlign w:val="center"/>
+            <w:shd w:fill="F5F7F9"/>
+            <w:tcMar>
+              <w:top w:w="85" w:type="dxa"/>
+              <w:left w:w="85" w:type="dxa"/>
+              <w:bottom w:w="85" w:type="dxa"/>
+              <w:right w:w="85" w:type="dxa"/>
+            </w:tcMar>
+          </w:tcPr>
+          <w:p>
+            <w:pPr>
+              <w:spacing w:after="80"/>
+            </w:pPr>
+            <w:r>
+              <w:rPr>
+                <w:b w:val="0"/>
+                <w:color w:val="000000"/>
+                <w:sz w:val="18"/>
+              </w:rPr>
+              <w:t>task_runs. No AI evidence record.</w:t>
+            </w:r>
+          </w:p>
+        </w:tc>
+      </w:tr>
+      <w:tr>
+        <w:tc>
+          <w:tcPr>
+            <w:tcW w:type="dxa" w:w="2952"/>
+            <w:vAlign w:val="center"/>
+            <w:shd w:fill="FFFFFF"/>
+            <w:tcMar>
+              <w:top w:w="85" w:type="dxa"/>
+              <w:left w:w="85" w:type="dxa"/>
+              <w:bottom w:w="85" w:type="dxa"/>
+              <w:right w:w="85" w:type="dxa"/>
+            </w:tcMar>
+          </w:tcPr>
+          <w:p>
+            <w:pPr>
+              <w:spacing w:after="80"/>
+            </w:pPr>
+            <w:r>
+              <w:rPr>
+                <w:b w:val="0"/>
+                <w:color w:val="000000"/>
+                <w:sz w:val="18"/>
+              </w:rPr>
+              <w:t>Local /taskrun or /collectrun</w:t>
+            </w:r>
+          </w:p>
+        </w:tc>
+        <w:tc>
+          <w:tcPr>
+            <w:tcW w:type="dxa" w:w="6192"/>
+            <w:vAlign w:val="center"/>
+            <w:shd w:fill="FFFFFF"/>
+            <w:tcMar>
+              <w:top w:w="85" w:type="dxa"/>
+              <w:left w:w="85" w:type="dxa"/>
+              <w:bottom w:w="85" w:type="dxa"/>
+              <w:right w:w="85" w:type="dxa"/>
+            </w:tcMar>
+          </w:tcPr>
+          <w:p>
+            <w:pPr>
+              <w:spacing w:after="80"/>
+            </w:pPr>
+            <w:r>
+              <w:rPr>
+                <w:b w:val="0"/>
+                <w:color w:val="000000"/>
+                <w:sz w:val="18"/>
+              </w:rPr>
+              <w:t>Output appears in the Console. These paths do not create the server execution/audit records above. Command history is separate.</w:t>
+            </w:r>
+          </w:p>
+        </w:tc>
+      </w:tr>
+    </w:tbl>
+    <w:p>
+      <w:pPr>
+        <w:pStyle w:val="Heading3"/>
+      </w:pPr>
+      <w:r>
+        <w:t>Inspecting results</w:t>
+      </w:r>
+    </w:p>
+    <w:p>
+      <w:r>
+        <w:t>In Web UI, expand Collector evidence. In Hawk Console, select Show RCA Output.</w:t>
+      </w:r>
+    </w:p>
+    <w:p>
+      <w:r>
+        <w:t>Use the AI request ID to find its audit events. Where an execution run ID is recorded, it links to the corresponding collector_runs or task_runs record. A rejected request may have no execution run ID.</w:t>
+      </w:r>
+    </w:p>
+    <w:p>
+      <w:r>
+        <w:t>Retry AI Explanation reads saved evidence and records another explanation attempt. It does not rerun the collector.</w:t>
+      </w:r>
+    </w:p>
+    <w:p>
+      <w:pPr>
+        <w:pStyle w:val="Heading3"/>
+      </w:pPr>
+      <w:r>
+        <w:t>Application log files</w:t>
+      </w:r>
+    </w:p>
+    <w:p>
+      <w:r>
+        <w:t>API and worker console/file logs contain diagnostic messages and exceptions. They are separate from database audit and execution records and should not be treated as the complete evidence archive.</w:t>
       </w:r>
     </w:p>
     <w:p>

--- a/Howto_Guides/LogHawk_Web_UI_Beginners_Guide.docx
+++ b/Howto_Guides/LogHawk_Web_UI_Beginners_Guide.docx
@@ -4214,10 +4214,7 @@
         </w:rPr>
       </w:pPr>
       <w:r>
-        <w:t>Expand Input arguments and Collector evidence in the response. Earlier chat messages keep their original execution status. The RCA conversation is retained while the page is open; begin a fresh page session when you ne</w:t>
-      </w:r>
-      <w:r>
-        <w:t>ed a fresh conversation.</w:t>
+        <w:t>Expand Input arguments and Collector evidence in the response. Earlier chat messages keep their original execution status. Select New Chat to start a fresh conversation. The confirmation asks whether to clear the current conversation and RCA output: Yes clears them; No or Escape keeps them. Typed, unsent text and the Review Input Args selection are preserved. Saved history, audit records and execution evidence remain available through RCA History. New Chat is unavailable while a request or confirmation is pending, or the previous execution outcome is uncertain.</w:t>
       </w:r>
     </w:p>
     <w:p>
@@ -5071,6 +5068,1169 @@
     <w:p>
       <w:r>
         <w:t>API and worker console/file logs contain diagnostic messages and exceptions. They are separate from database audit and execution records and should not be treated as the complete evidence archive.</w:t>
+      </w:r>
+    </w:p>
+    <w:p>
+      <w:pPr>
+        <w:pStyle w:val="Heading2"/>
+      </w:pPr>
+      <w:r>
+        <w:t>Review previous investigations with RCA History</w:t>
+      </w:r>
+    </w:p>
+    <w:p>
+      <w:r>
+        <w:t>RCA History provides read-only access to saved server investigations from the Web UI and signed-in Hawk Console. It also identifies CLI-origin records when present. Local-only Console activity is not part of this server history. Opening history does not execute a collector or automatically retry an explanation.</w:t>
+      </w:r>
+    </w:p>
+    <w:p>
+      <w:pPr>
+        <w:pStyle w:val="Heading3"/>
+      </w:pPr>
+      <w:r>
+        <w:t>Open and search history</w:t>
+      </w:r>
+    </w:p>
+    <w:p>
+      <w:r>
+        <w:t>1. Sign in and select AI-Assisted RCA in the left navigation.</w:t>
+      </w:r>
+    </w:p>
+    <w:p>
+      <w:r>
+        <w:t>2. Select RCA History below RCA Chat.</w:t>
+      </w:r>
+    </w:p>
+    <w:p>
+      <w:r>
+        <w:t>3. Enter a question keyword, Request ID or Run ID. Optionally filter by date range, origin, collector name or request status. Administrators and Power Users can also filter by User ID.</w:t>
+      </w:r>
+    </w:p>
+    <w:p>
+      <w:r>
+        <w:t>4. Select Search / Refresh. Use Previous and Next to move through results.</w:t>
+      </w:r>
+    </w:p>
+    <w:p>
+      <w:r>
+        <w:t>5. Click a Request ID to open its saved details.</w:t>
+      </w:r>
+    </w:p>
+    <w:p>
+      <w:r>
+        <w:t>Times are displayed in the browser local timezone. From includes records at or after that time; Before excludes records at or after its time. Collector and User ID filters use their recorded names/IDs. The list separates collector execution results from AI explanation status. A FAILED request can therefore still contain a successful collector run followed by a failed explanation.</w:t>
+      </w:r>
+    </w:p>
+    <w:tbl>
+      <w:tblPr>
+        <w:tblW w:type="auto" w:w="0"/>
+        <w:tblLayout w:type="fixed"/>
+        <w:tblLook w:firstColumn="1" w:firstRow="1" w:lastColumn="0" w:lastRow="0" w:noHBand="0" w:noVBand="1" w:val="04A0"/>
+        <w:tblBorders>
+          <w:top w:val="single" w:sz="4" w:color="D9D9D9"/>
+          <w:left w:val="single" w:sz="4" w:color="D9D9D9"/>
+          <w:bottom w:val="single" w:sz="4" w:color="D9D9D9"/>
+          <w:right w:val="single" w:sz="4" w:color="D9D9D9"/>
+          <w:insideH w:val="single" w:sz="4" w:color="D9D9D9"/>
+          <w:insideV w:val="single" w:sz="4" w:color="D9D9D9"/>
+        </w:tblBorders>
+      </w:tblPr>
+      <w:tblGrid>
+        <w:gridCol w:w="4997"/>
+        <w:gridCol w:w="4997"/>
+      </w:tblGrid>
+      <w:tr>
+        <w:trPr>
+          <w:tblHeader/>
+        </w:trPr>
+        <w:tc>
+          <w:tcPr>
+            <w:tcW w:type="dxa" w:w="2880"/>
+            <w:vAlign w:val="center"/>
+            <w:shd w:fill="DDE8F1"/>
+            <w:tcMar>
+              <w:top w:w="90" w:type="dxa"/>
+              <w:left w:w="90" w:type="dxa"/>
+              <w:bottom w:w="90" w:type="dxa"/>
+              <w:right w:w="90" w:type="dxa"/>
+            </w:tcMar>
+          </w:tcPr>
+          <w:p>
+            <w:pPr>
+              <w:spacing w:after="60"/>
+            </w:pPr>
+            <w:r>
+              <w:rPr>
+                <w:b/>
+                <w:sz w:val="20"/>
+              </w:rPr>
+              <w:t>Role</w:t>
+            </w:r>
+          </w:p>
+        </w:tc>
+        <w:tc>
+          <w:tcPr>
+            <w:tcW w:type="dxa" w:w="6912"/>
+            <w:vAlign w:val="center"/>
+            <w:shd w:fill="DDE8F1"/>
+            <w:tcMar>
+              <w:top w:w="90" w:type="dxa"/>
+              <w:left w:w="90" w:type="dxa"/>
+              <w:bottom w:w="90" w:type="dxa"/>
+              <w:right w:w="90" w:type="dxa"/>
+            </w:tcMar>
+          </w:tcPr>
+          <w:p>
+            <w:pPr>
+              <w:spacing w:after="60"/>
+            </w:pPr>
+            <w:r>
+              <w:rPr>
+                <w:b/>
+                <w:sz w:val="20"/>
+              </w:rPr>
+              <w:t>History access</w:t>
+            </w:r>
+          </w:p>
+        </w:tc>
+      </w:tr>
+      <w:tr>
+        <w:tc>
+          <w:tcPr>
+            <w:tcW w:type="dxa" w:w="2880"/>
+            <w:vAlign w:val="center"/>
+            <w:shd w:fill="FFFFFF"/>
+            <w:tcMar>
+              <w:top w:w="90" w:type="dxa"/>
+              <w:left w:w="90" w:type="dxa"/>
+              <w:bottom w:w="90" w:type="dxa"/>
+              <w:right w:w="90" w:type="dxa"/>
+            </w:tcMar>
+          </w:tcPr>
+          <w:p>
+            <w:pPr>
+              <w:spacing w:after="60"/>
+            </w:pPr>
+            <w:r>
+              <w:rPr>
+                <w:b w:val="0"/>
+                <w:sz w:val="20"/>
+              </w:rPr>
+              <w:t>Administrator</w:t>
+            </w:r>
+          </w:p>
+        </w:tc>
+        <w:tc>
+          <w:tcPr>
+            <w:tcW w:type="dxa" w:w="6912"/>
+            <w:vAlign w:val="center"/>
+            <w:shd w:fill="FFFFFF"/>
+            <w:tcMar>
+              <w:top w:w="90" w:type="dxa"/>
+              <w:left w:w="90" w:type="dxa"/>
+              <w:bottom w:w="90" w:type="dxa"/>
+              <w:right w:w="90" w:type="dxa"/>
+            </w:tcMar>
+          </w:tcPr>
+          <w:p>
+            <w:pPr>
+              <w:spacing w:after="60"/>
+            </w:pPr>
+            <w:r>
+              <w:rPr>
+                <w:b w:val="0"/>
+                <w:sz w:val="20"/>
+              </w:rPr>
+              <w:t>All users</w:t>
+            </w:r>
+          </w:p>
+        </w:tc>
+      </w:tr>
+      <w:tr>
+        <w:tc>
+          <w:tcPr>
+            <w:tcW w:type="dxa" w:w="2880"/>
+            <w:vAlign w:val="center"/>
+            <w:shd w:fill="F4F6F8"/>
+            <w:tcMar>
+              <w:top w:w="90" w:type="dxa"/>
+              <w:left w:w="90" w:type="dxa"/>
+              <w:bottom w:w="90" w:type="dxa"/>
+              <w:right w:w="90" w:type="dxa"/>
+            </w:tcMar>
+          </w:tcPr>
+          <w:p>
+            <w:pPr>
+              <w:spacing w:after="60"/>
+            </w:pPr>
+            <w:r>
+              <w:rPr>
+                <w:b w:val="0"/>
+                <w:sz w:val="20"/>
+              </w:rPr>
+              <w:t>Power User</w:t>
+            </w:r>
+          </w:p>
+        </w:tc>
+        <w:tc>
+          <w:tcPr>
+            <w:tcW w:type="dxa" w:w="6912"/>
+            <w:vAlign w:val="center"/>
+            <w:shd w:fill="F4F6F8"/>
+            <w:tcMar>
+              <w:top w:w="90" w:type="dxa"/>
+              <w:left w:w="90" w:type="dxa"/>
+              <w:bottom w:w="90" w:type="dxa"/>
+              <w:right w:w="90" w:type="dxa"/>
+            </w:tcMar>
+          </w:tcPr>
+          <w:p>
+            <w:pPr>
+              <w:spacing w:after="60"/>
+            </w:pPr>
+            <w:r>
+              <w:rPr>
+                <w:b w:val="0"/>
+                <w:sz w:val="20"/>
+              </w:rPr>
+              <w:t>All users</w:t>
+            </w:r>
+          </w:p>
+        </w:tc>
+      </w:tr>
+      <w:tr>
+        <w:tc>
+          <w:tcPr>
+            <w:tcW w:type="dxa" w:w="2880"/>
+            <w:vAlign w:val="center"/>
+            <w:shd w:fill="FFFFFF"/>
+            <w:tcMar>
+              <w:top w:w="90" w:type="dxa"/>
+              <w:left w:w="90" w:type="dxa"/>
+              <w:bottom w:w="90" w:type="dxa"/>
+              <w:right w:w="90" w:type="dxa"/>
+            </w:tcMar>
+          </w:tcPr>
+          <w:p>
+            <w:pPr>
+              <w:spacing w:after="60"/>
+            </w:pPr>
+            <w:r>
+              <w:rPr>
+                <w:b w:val="0"/>
+                <w:sz w:val="20"/>
+              </w:rPr>
+              <w:t>User</w:t>
+            </w:r>
+          </w:p>
+        </w:tc>
+        <w:tc>
+          <w:tcPr>
+            <w:tcW w:type="dxa" w:w="6912"/>
+            <w:vAlign w:val="center"/>
+            <w:shd w:fill="FFFFFF"/>
+            <w:tcMar>
+              <w:top w:w="90" w:type="dxa"/>
+              <w:left w:w="90" w:type="dxa"/>
+              <w:bottom w:w="90" w:type="dxa"/>
+              <w:right w:w="90" w:type="dxa"/>
+            </w:tcMar>
+          </w:tcPr>
+          <w:p>
+            <w:pPr>
+              <w:spacing w:after="60"/>
+            </w:pPr>
+            <w:r>
+              <w:rPr>
+                <w:b w:val="0"/>
+                <w:sz w:val="20"/>
+              </w:rPr>
+              <w:t>Own records only</w:t>
+            </w:r>
+          </w:p>
+        </w:tc>
+      </w:tr>
+    </w:tbl>
+    <w:p/>
+    <w:p>
+      <w:r>
+        <w:t>These restrictions are enforced by the API, including when a request URL is entered directly. Viewing another user’s request does not grant permission to confirm their pending execution or retry their explanation.</w:t>
+      </w:r>
+    </w:p>
+    <w:p>
+      <w:pPr>
+        <w:pStyle w:val="Heading3"/>
+      </w:pPr>
+      <w:r>
+        <w:t>Explore the request details</w:t>
+      </w:r>
+    </w:p>
+    <w:tbl>
+      <w:tblPr>
+        <w:tblW w:type="auto" w:w="0"/>
+        <w:tblLayout w:type="fixed"/>
+        <w:tblLook w:firstColumn="1" w:firstRow="1" w:lastColumn="0" w:lastRow="0" w:noHBand="0" w:noVBand="1" w:val="04A0"/>
+        <w:tblBorders>
+          <w:top w:val="single" w:sz="4" w:color="D9D9D9"/>
+          <w:left w:val="single" w:sz="4" w:color="D9D9D9"/>
+          <w:bottom w:val="single" w:sz="4" w:color="D9D9D9"/>
+          <w:right w:val="single" w:sz="4" w:color="D9D9D9"/>
+          <w:insideH w:val="single" w:sz="4" w:color="D9D9D9"/>
+          <w:insideV w:val="single" w:sz="4" w:color="D9D9D9"/>
+        </w:tblBorders>
+      </w:tblPr>
+      <w:tblGrid>
+        <w:gridCol w:w="4997"/>
+        <w:gridCol w:w="4997"/>
+      </w:tblGrid>
+      <w:tr>
+        <w:trPr>
+          <w:tblHeader/>
+        </w:trPr>
+        <w:tc>
+          <w:tcPr>
+            <w:tcW w:type="dxa" w:w="2448"/>
+            <w:vAlign w:val="center"/>
+            <w:shd w:fill="DDE8F1"/>
+            <w:tcMar>
+              <w:top w:w="90" w:type="dxa"/>
+              <w:left w:w="90" w:type="dxa"/>
+              <w:bottom w:w="90" w:type="dxa"/>
+              <w:right w:w="90" w:type="dxa"/>
+            </w:tcMar>
+          </w:tcPr>
+          <w:p>
+            <w:pPr>
+              <w:spacing w:after="60"/>
+            </w:pPr>
+            <w:r>
+              <w:rPr>
+                <w:b/>
+                <w:sz w:val="20"/>
+              </w:rPr>
+              <w:t>Tab</w:t>
+            </w:r>
+          </w:p>
+        </w:tc>
+        <w:tc>
+          <w:tcPr>
+            <w:tcW w:type="dxa" w:w="7344"/>
+            <w:vAlign w:val="center"/>
+            <w:shd w:fill="DDE8F1"/>
+            <w:tcMar>
+              <w:top w:w="90" w:type="dxa"/>
+              <w:left w:w="90" w:type="dxa"/>
+              <w:bottom w:w="90" w:type="dxa"/>
+              <w:right w:w="90" w:type="dxa"/>
+            </w:tcMar>
+          </w:tcPr>
+          <w:p>
+            <w:pPr>
+              <w:spacing w:after="60"/>
+            </w:pPr>
+            <w:r>
+              <w:rPr>
+                <w:b/>
+                <w:sz w:val="20"/>
+              </w:rPr>
+              <w:t>What to inspect</w:t>
+            </w:r>
+          </w:p>
+        </w:tc>
+      </w:tr>
+      <w:tr>
+        <w:tc>
+          <w:tcPr>
+            <w:tcW w:type="dxa" w:w="2448"/>
+            <w:vAlign w:val="center"/>
+            <w:shd w:fill="FFFFFF"/>
+            <w:tcMar>
+              <w:top w:w="90" w:type="dxa"/>
+              <w:left w:w="90" w:type="dxa"/>
+              <w:bottom w:w="90" w:type="dxa"/>
+              <w:right w:w="90" w:type="dxa"/>
+            </w:tcMar>
+          </w:tcPr>
+          <w:p>
+            <w:pPr>
+              <w:spacing w:after="60"/>
+            </w:pPr>
+            <w:r>
+              <w:rPr>
+                <w:b w:val="0"/>
+                <w:sz w:val="20"/>
+              </w:rPr>
+              <w:t>Overview</w:t>
+            </w:r>
+          </w:p>
+        </w:tc>
+        <w:tc>
+          <w:tcPr>
+            <w:tcW w:type="dxa" w:w="7344"/>
+            <w:vAlign w:val="center"/>
+            <w:shd w:fill="FFFFFF"/>
+            <w:tcMar>
+              <w:top w:w="90" w:type="dxa"/>
+              <w:left w:w="90" w:type="dxa"/>
+              <w:bottom w:w="90" w:type="dxa"/>
+              <w:right w:w="90" w:type="dxa"/>
+            </w:tcMar>
+          </w:tcPr>
+          <w:p>
+            <w:pPr>
+              <w:spacing w:after="60"/>
+            </w:pPr>
+            <w:r>
+              <w:rPr>
+                <w:b w:val="0"/>
+                <w:sz w:val="20"/>
+              </w:rPr>
+              <w:t>Original question, user and origin, request ID, dates, request status, server execution summary and latest saved response.</w:t>
+            </w:r>
+          </w:p>
+        </w:tc>
+      </w:tr>
+      <w:tr>
+        <w:tc>
+          <w:tcPr>
+            <w:tcW w:type="dxa" w:w="2448"/>
+            <w:vAlign w:val="center"/>
+            <w:shd w:fill="F4F6F8"/>
+            <w:tcMar>
+              <w:top w:w="90" w:type="dxa"/>
+              <w:left w:w="90" w:type="dxa"/>
+              <w:bottom w:w="90" w:type="dxa"/>
+              <w:right w:w="90" w:type="dxa"/>
+            </w:tcMar>
+          </w:tcPr>
+          <w:p>
+            <w:pPr>
+              <w:spacing w:after="60"/>
+            </w:pPr>
+            <w:r>
+              <w:rPr>
+                <w:b w:val="0"/>
+                <w:sz w:val="20"/>
+              </w:rPr>
+              <w:t>Evidence &amp; Inputs</w:t>
+            </w:r>
+          </w:p>
+        </w:tc>
+        <w:tc>
+          <w:tcPr>
+            <w:tcW w:type="dxa" w:w="7344"/>
+            <w:vAlign w:val="center"/>
+            <w:shd w:fill="F4F6F8"/>
+            <w:tcMar>
+              <w:top w:w="90" w:type="dxa"/>
+              <w:left w:w="90" w:type="dxa"/>
+              <w:bottom w:w="90" w:type="dxa"/>
+              <w:right w:w="90" w:type="dxa"/>
+            </w:tcMar>
+          </w:tcPr>
+          <w:p>
+            <w:pPr>
+              <w:spacing w:after="60"/>
+            </w:pPr>
+            <w:r>
+              <w:rPr>
+                <w:b w:val="0"/>
+                <w:sz w:val="20"/>
+              </w:rPr>
+              <w:t>Collector name/version, proposed and confirmed or recorded arguments, run IDs, saved redacted evidence and each recorded compaction stage.</w:t>
+            </w:r>
+          </w:p>
+        </w:tc>
+      </w:tr>
+      <w:tr>
+        <w:tc>
+          <w:tcPr>
+            <w:tcW w:type="dxa" w:w="2448"/>
+            <w:vAlign w:val="center"/>
+            <w:shd w:fill="FFFFFF"/>
+            <w:tcMar>
+              <w:top w:w="90" w:type="dxa"/>
+              <w:left w:w="90" w:type="dxa"/>
+              <w:bottom w:w="90" w:type="dxa"/>
+              <w:right w:w="90" w:type="dxa"/>
+            </w:tcMar>
+          </w:tcPr>
+          <w:p>
+            <w:pPr>
+              <w:spacing w:after="60"/>
+            </w:pPr>
+            <w:r>
+              <w:rPr>
+                <w:b w:val="0"/>
+                <w:sz w:val="20"/>
+              </w:rPr>
+              <w:t>AI Explanations</w:t>
+            </w:r>
+          </w:p>
+        </w:tc>
+        <w:tc>
+          <w:tcPr>
+            <w:tcW w:type="dxa" w:w="7344"/>
+            <w:vAlign w:val="center"/>
+            <w:shd w:fill="FFFFFF"/>
+            <w:tcMar>
+              <w:top w:w="90" w:type="dxa"/>
+              <w:left w:w="90" w:type="dxa"/>
+              <w:bottom w:w="90" w:type="dxa"/>
+              <w:right w:w="90" w:type="dxa"/>
+            </w:tcMar>
+          </w:tcPr>
+          <w:p>
+            <w:pPr>
+              <w:spacing w:after="60"/>
+            </w:pPr>
+            <w:r>
+              <w:rPr>
+                <w:b w:val="0"/>
+                <w:sz w:val="20"/>
+              </w:rPr>
+              <w:t>Original explanation and recorded retries, with attempt/model metadata, dates, statuses, responses or errors.</w:t>
+            </w:r>
+          </w:p>
+        </w:tc>
+      </w:tr>
+      <w:tr>
+        <w:tc>
+          <w:tcPr>
+            <w:tcW w:type="dxa" w:w="2448"/>
+            <w:vAlign w:val="center"/>
+            <w:shd w:fill="F4F6F8"/>
+            <w:tcMar>
+              <w:top w:w="90" w:type="dxa"/>
+              <w:left w:w="90" w:type="dxa"/>
+              <w:bottom w:w="90" w:type="dxa"/>
+              <w:right w:w="90" w:type="dxa"/>
+            </w:tcMar>
+          </w:tcPr>
+          <w:p>
+            <w:pPr>
+              <w:spacing w:after="60"/>
+            </w:pPr>
+            <w:r>
+              <w:rPr>
+                <w:b w:val="0"/>
+                <w:sz w:val="20"/>
+              </w:rPr>
+              <w:t>Timeline</w:t>
+            </w:r>
+          </w:p>
+        </w:tc>
+        <w:tc>
+          <w:tcPr>
+            <w:tcW w:type="dxa" w:w="7344"/>
+            <w:vAlign w:val="center"/>
+            <w:shd w:fill="F4F6F8"/>
+            <w:tcMar>
+              <w:top w:w="90" w:type="dxa"/>
+              <w:left w:w="90" w:type="dxa"/>
+              <w:bottom w:w="90" w:type="dxa"/>
+              <w:right w:w="90" w:type="dxa"/>
+            </w:tcMar>
+          </w:tcPr>
+          <w:p>
+            <w:pPr>
+              <w:spacing w:after="60"/>
+            </w:pPr>
+            <w:r>
+              <w:rPr>
+                <w:b w:val="0"/>
+                <w:sz w:val="20"/>
+              </w:rPr>
+              <w:t>Recorded discovery, input review, confirmation/cancellation, execution and LLM invocation events in timestamp order.</w:t>
+            </w:r>
+          </w:p>
+        </w:tc>
+      </w:tr>
+      <w:tr>
+        <w:tc>
+          <w:tcPr>
+            <w:tcW w:type="dxa" w:w="2448"/>
+            <w:vAlign w:val="center"/>
+            <w:shd w:fill="FFFFFF"/>
+            <w:tcMar>
+              <w:top w:w="90" w:type="dxa"/>
+              <w:left w:w="90" w:type="dxa"/>
+              <w:bottom w:w="90" w:type="dxa"/>
+              <w:right w:w="90" w:type="dxa"/>
+            </w:tcMar>
+          </w:tcPr>
+          <w:p>
+            <w:pPr>
+              <w:spacing w:after="60"/>
+            </w:pPr>
+            <w:r>
+              <w:rPr>
+                <w:b w:val="0"/>
+                <w:sz w:val="20"/>
+              </w:rPr>
+              <w:t>LLM Usage</w:t>
+            </w:r>
+          </w:p>
+        </w:tc>
+        <w:tc>
+          <w:tcPr>
+            <w:tcW w:type="dxa" w:w="7344"/>
+            <w:vAlign w:val="center"/>
+            <w:shd w:fill="FFFFFF"/>
+            <w:tcMar>
+              <w:top w:w="90" w:type="dxa"/>
+              <w:left w:w="90" w:type="dxa"/>
+              <w:bottom w:w="90" w:type="dxa"/>
+              <w:right w:w="90" w:type="dxa"/>
+            </w:tcMar>
+          </w:tcPr>
+          <w:p>
+            <w:pPr>
+              <w:spacing w:after="60"/>
+            </w:pPr>
+            <w:r>
+              <w:rPr>
+                <w:b w:val="0"/>
+                <w:sz w:val="20"/>
+              </w:rPr>
+              <w:t>Model/provider, invocation stage, historical settings, duration, outcome, errors and provider-reported token usage.</w:t>
+            </w:r>
+          </w:p>
+        </w:tc>
+      </w:tr>
+    </w:tbl>
+    <w:p/>
+    <w:p>
+      <w:r>
+        <w:t>Hypotheses and conclusions remain within the explanation as generated. They are AI interpretations, not automatically verified findings. Read the supporting evidence and missing-evidence statements before acting. The history view does not invent separate conclusions when the model did not provide them.</w:t>
+      </w:r>
+    </w:p>
+    <w:p>
+      <w:pPr>
+        <w:pStyle w:val="Heading3"/>
+      </w:pPr>
+      <w:r>
+        <w:t>Understand evidence limits</w:t>
+      </w:r>
+    </w:p>
+    <w:p>
+      <w:r>
+        <w:t>Redaction masks or removes sensitive values. Compaction changes the representation, for example factoring repeated labels out of Prometheus series. Truncation omits content. A smaller model-facing representation does not necessarily mean series were omitted.</w:t>
+      </w:r>
+    </w:p>
+    <w:p>
+      <w:r>
+        <w:t>Evidence &amp; Inputs shows the saved redacted evidence and, when recorded, its character count, the transformation input/output counts, effective character limit and transformation metadata. Expand Prepared model evidence to inspect the representation prepared for the associated invocation. Collection-stage preparation is labelled separately from an actual model invocation.</w:t>
+      </w:r>
+    </w:p>
+    <w:p>
+      <w:r>
+        <w:t>LH_LLM_TOOL_MAX_RESULT_CHARS=6000 is an example configured limit for a model-facing result. The explanation context budget may require a smaller effective limit. History captures the applied limit and model-facing evidence rather than recomputing them using today’s configuration.</w:t>
+      </w:r>
+    </w:p>
+    <w:p>
+      <w:r>
+        <w:t>Inspect included/omitted series or items, source-reported limits and runner output metadata where available. The runner records original, retained and returned stdout/stderr character counts; its counts are before redaction and returned output can include a truncation marker. Saved evidence counts are after redaction. Characters are not tokens or bytes.</w:t>
+      </w:r>
+    </w:p>
+    <w:p>
+      <w:r>
+        <w:t>Source completeness cannot be assumed: a collector may return a limited subset without reporting the total source count. Not recorded or Not reported means metadata is unavailable, not that no truncation occurred. Older records may lack these fields.</w:t>
+      </w:r>
+    </w:p>
+    <w:p>
+      <w:pPr>
+        <w:pStyle w:val="Heading3"/>
+      </w:pPr>
+      <w:r>
+        <w:t>Read historical LLM settings</w:t>
+      </w:r>
+    </w:p>
+    <w:p>
+      <w:r>
+        <w:t>Each recorded invocation identifies discovery/tool selection, initial explanation or explanation retry. Settings are snapshots from that invocation. A retry after a configuration change records its own settings; opening history does not substitute current .env values.</w:t>
+      </w:r>
+    </w:p>
+    <w:tbl>
+      <w:tblPr>
+        <w:tblW w:type="auto" w:w="0"/>
+        <w:tblLayout w:type="fixed"/>
+        <w:tblLook w:firstColumn="1" w:firstRow="1" w:lastColumn="0" w:lastRow="0" w:noHBand="0" w:noVBand="1" w:val="04A0"/>
+        <w:tblBorders>
+          <w:top w:val="single" w:sz="4" w:color="D9D9D9"/>
+          <w:left w:val="single" w:sz="4" w:color="D9D9D9"/>
+          <w:bottom w:val="single" w:sz="4" w:color="D9D9D9"/>
+          <w:right w:val="single" w:sz="4" w:color="D9D9D9"/>
+          <w:insideH w:val="single" w:sz="4" w:color="D9D9D9"/>
+          <w:insideV w:val="single" w:sz="4" w:color="D9D9D9"/>
+        </w:tblBorders>
+      </w:tblPr>
+      <w:tblGrid>
+        <w:gridCol w:w="4997"/>
+        <w:gridCol w:w="4997"/>
+      </w:tblGrid>
+      <w:tr>
+        <w:trPr>
+          <w:tblHeader/>
+        </w:trPr>
+        <w:tc>
+          <w:tcPr>
+            <w:tcW w:type="dxa" w:w="5040"/>
+            <w:vAlign w:val="center"/>
+            <w:shd w:fill="DDE8F1"/>
+            <w:tcMar>
+              <w:top w:w="90" w:type="dxa"/>
+              <w:left w:w="90" w:type="dxa"/>
+              <w:bottom w:w="90" w:type="dxa"/>
+              <w:right w:w="90" w:type="dxa"/>
+            </w:tcMar>
+          </w:tcPr>
+          <w:p>
+            <w:pPr>
+              <w:spacing w:after="60"/>
+            </w:pPr>
+            <w:r>
+              <w:rPr>
+                <w:b/>
+                <w:sz w:val="20"/>
+              </w:rPr>
+              <w:t>Setting</w:t>
+            </w:r>
+          </w:p>
+        </w:tc>
+        <w:tc>
+          <w:tcPr>
+            <w:tcW w:type="dxa" w:w="4752"/>
+            <w:vAlign w:val="center"/>
+            <w:shd w:fill="DDE8F1"/>
+            <w:tcMar>
+              <w:top w:w="90" w:type="dxa"/>
+              <w:left w:w="90" w:type="dxa"/>
+              <w:bottom w:w="90" w:type="dxa"/>
+              <w:right w:w="90" w:type="dxa"/>
+            </w:tcMar>
+          </w:tcPr>
+          <w:p>
+            <w:pPr>
+              <w:spacing w:after="60"/>
+            </w:pPr>
+            <w:r>
+              <w:rPr>
+                <w:b/>
+                <w:sz w:val="20"/>
+              </w:rPr>
+              <w:t>Meaning</w:t>
+            </w:r>
+          </w:p>
+        </w:tc>
+      </w:tr>
+      <w:tr>
+        <w:tc>
+          <w:tcPr>
+            <w:tcW w:type="dxa" w:w="5040"/>
+            <w:vAlign w:val="center"/>
+            <w:shd w:fill="FFFFFF"/>
+            <w:tcMar>
+              <w:top w:w="90" w:type="dxa"/>
+              <w:left w:w="90" w:type="dxa"/>
+              <w:bottom w:w="90" w:type="dxa"/>
+              <w:right w:w="90" w:type="dxa"/>
+            </w:tcMar>
+          </w:tcPr>
+          <w:p>
+            <w:pPr>
+              <w:spacing w:after="60"/>
+            </w:pPr>
+            <w:r>
+              <w:rPr>
+                <w:b w:val="0"/>
+                <w:sz w:val="20"/>
+              </w:rPr>
+              <w:t>LH_LLM_TOOL_MODEL</w:t>
+            </w:r>
+          </w:p>
+        </w:tc>
+        <w:tc>
+          <w:tcPr>
+            <w:tcW w:type="dxa" w:w="4752"/>
+            <w:vAlign w:val="center"/>
+            <w:shd w:fill="FFFFFF"/>
+            <w:tcMar>
+              <w:top w:w="90" w:type="dxa"/>
+              <w:left w:w="90" w:type="dxa"/>
+              <w:bottom w:w="90" w:type="dxa"/>
+              <w:right w:w="90" w:type="dxa"/>
+            </w:tcMar>
+          </w:tcPr>
+          <w:p>
+            <w:pPr>
+              <w:spacing w:after="60"/>
+            </w:pPr>
+            <w:r>
+              <w:rPr>
+                <w:b w:val="0"/>
+                <w:sz w:val="20"/>
+              </w:rPr>
+              <w:t>Configured tool-calling model; compare with the returned model identifier when reported.</w:t>
+            </w:r>
+          </w:p>
+        </w:tc>
+      </w:tr>
+      <w:tr>
+        <w:tc>
+          <w:tcPr>
+            <w:tcW w:type="dxa" w:w="5040"/>
+            <w:vAlign w:val="center"/>
+            <w:shd w:fill="F4F6F8"/>
+            <w:tcMar>
+              <w:top w:w="90" w:type="dxa"/>
+              <w:left w:w="90" w:type="dxa"/>
+              <w:bottom w:w="90" w:type="dxa"/>
+              <w:right w:w="90" w:type="dxa"/>
+            </w:tcMar>
+          </w:tcPr>
+          <w:p>
+            <w:pPr>
+              <w:spacing w:after="60"/>
+            </w:pPr>
+            <w:r>
+              <w:rPr>
+                <w:b w:val="0"/>
+                <w:sz w:val="20"/>
+              </w:rPr>
+              <w:t>LH_LLM_TOOL_CONTEXT_LENGTH</w:t>
+            </w:r>
+          </w:p>
+        </w:tc>
+        <w:tc>
+          <w:tcPr>
+            <w:tcW w:type="dxa" w:w="4752"/>
+            <w:vAlign w:val="center"/>
+            <w:shd w:fill="F4F6F8"/>
+            <w:tcMar>
+              <w:top w:w="90" w:type="dxa"/>
+              <w:left w:w="90" w:type="dxa"/>
+              <w:bottom w:w="90" w:type="dxa"/>
+              <w:right w:w="90" w:type="dxa"/>
+            </w:tcMar>
+          </w:tcPr>
+          <w:p>
+            <w:pPr>
+              <w:spacing w:after="60"/>
+            </w:pPr>
+            <w:r>
+              <w:rPr>
+                <w:b w:val="0"/>
+                <w:sz w:val="20"/>
+              </w:rPr>
+              <w:t>Context budget in tokens.</w:t>
+            </w:r>
+          </w:p>
+        </w:tc>
+      </w:tr>
+      <w:tr>
+        <w:tc>
+          <w:tcPr>
+            <w:tcW w:type="dxa" w:w="5040"/>
+            <w:vAlign w:val="center"/>
+            <w:shd w:fill="FFFFFF"/>
+            <w:tcMar>
+              <w:top w:w="90" w:type="dxa"/>
+              <w:left w:w="90" w:type="dxa"/>
+              <w:bottom w:w="90" w:type="dxa"/>
+              <w:right w:w="90" w:type="dxa"/>
+            </w:tcMar>
+          </w:tcPr>
+          <w:p>
+            <w:pPr>
+              <w:spacing w:after="60"/>
+            </w:pPr>
+            <w:r>
+              <w:rPr>
+                <w:b w:val="0"/>
+                <w:sz w:val="20"/>
+              </w:rPr>
+              <w:t>LH_LLM_TOOL_MAX_TOKENS</w:t>
+            </w:r>
+          </w:p>
+        </w:tc>
+        <w:tc>
+          <w:tcPr>
+            <w:tcW w:type="dxa" w:w="4752"/>
+            <w:vAlign w:val="center"/>
+            <w:shd w:fill="FFFFFF"/>
+            <w:tcMar>
+              <w:top w:w="90" w:type="dxa"/>
+              <w:left w:w="90" w:type="dxa"/>
+              <w:bottom w:w="90" w:type="dxa"/>
+              <w:right w:w="90" w:type="dxa"/>
+            </w:tcMar>
+          </w:tcPr>
+          <w:p>
+            <w:pPr>
+              <w:spacing w:after="60"/>
+            </w:pPr>
+            <w:r>
+              <w:rPr>
+                <w:b w:val="0"/>
+                <w:sz w:val="20"/>
+              </w:rPr>
+              <w:t>Maximum generated tokens per response; this is a numeric limit, not an authentication token.</w:t>
+            </w:r>
+          </w:p>
+        </w:tc>
+      </w:tr>
+      <w:tr>
+        <w:tc>
+          <w:tcPr>
+            <w:tcW w:type="dxa" w:w="5040"/>
+            <w:vAlign w:val="center"/>
+            <w:shd w:fill="F4F6F8"/>
+            <w:tcMar>
+              <w:top w:w="90" w:type="dxa"/>
+              <w:left w:w="90" w:type="dxa"/>
+              <w:bottom w:w="90" w:type="dxa"/>
+              <w:right w:w="90" w:type="dxa"/>
+            </w:tcMar>
+          </w:tcPr>
+          <w:p>
+            <w:pPr>
+              <w:spacing w:after="60"/>
+            </w:pPr>
+            <w:r>
+              <w:rPr>
+                <w:b w:val="0"/>
+                <w:sz w:val="20"/>
+              </w:rPr>
+              <w:t>LH_LLM_TOOL_MAX_CALLS</w:t>
+            </w:r>
+          </w:p>
+        </w:tc>
+        <w:tc>
+          <w:tcPr>
+            <w:tcW w:type="dxa" w:w="4752"/>
+            <w:vAlign w:val="center"/>
+            <w:shd w:fill="F4F6F8"/>
+            <w:tcMar>
+              <w:top w:w="90" w:type="dxa"/>
+              <w:left w:w="90" w:type="dxa"/>
+              <w:bottom w:w="90" w:type="dxa"/>
+              <w:right w:w="90" w:type="dxa"/>
+            </w:tcMar>
+          </w:tcPr>
+          <w:p>
+            <w:pPr>
+              <w:spacing w:after="60"/>
+            </w:pPr>
+            <w:r>
+              <w:rPr>
+                <w:b w:val="0"/>
+                <w:sz w:val="20"/>
+              </w:rPr>
+              <w:t>Dispatcher-call limit per request; discovery calls count toward this limit.</w:t>
+            </w:r>
+          </w:p>
+        </w:tc>
+      </w:tr>
+      <w:tr>
+        <w:tc>
+          <w:tcPr>
+            <w:tcW w:type="dxa" w:w="5040"/>
+            <w:vAlign w:val="center"/>
+            <w:shd w:fill="FFFFFF"/>
+            <w:tcMar>
+              <w:top w:w="90" w:type="dxa"/>
+              <w:left w:w="90" w:type="dxa"/>
+              <w:bottom w:w="90" w:type="dxa"/>
+              <w:right w:w="90" w:type="dxa"/>
+            </w:tcMar>
+          </w:tcPr>
+          <w:p>
+            <w:pPr>
+              <w:spacing w:after="60"/>
+            </w:pPr>
+            <w:r>
+              <w:rPr>
+                <w:b w:val="0"/>
+                <w:sz w:val="20"/>
+              </w:rPr>
+              <w:t>LH_LLM_TOOL_TIMEOUT_SECONDS</w:t>
+            </w:r>
+          </w:p>
+        </w:tc>
+        <w:tc>
+          <w:tcPr>
+            <w:tcW w:type="dxa" w:w="4752"/>
+            <w:vAlign w:val="center"/>
+            <w:shd w:fill="FFFFFF"/>
+            <w:tcMar>
+              <w:top w:w="90" w:type="dxa"/>
+              <w:left w:w="90" w:type="dxa"/>
+              <w:bottom w:w="90" w:type="dxa"/>
+              <w:right w:w="90" w:type="dxa"/>
+            </w:tcMar>
+          </w:tcPr>
+          <w:p>
+            <w:pPr>
+              <w:spacing w:after="60"/>
+            </w:pPr>
+            <w:r>
+              <w:rPr>
+                <w:b w:val="0"/>
+                <w:sz w:val="20"/>
+              </w:rPr>
+              <w:t>Shared discovery/execution processing budget, excluding human confirmation wait.</w:t>
+            </w:r>
+          </w:p>
+        </w:tc>
+      </w:tr>
+      <w:tr>
+        <w:tc>
+          <w:tcPr>
+            <w:tcW w:type="dxa" w:w="5040"/>
+            <w:vAlign w:val="center"/>
+            <w:shd w:fill="F4F6F8"/>
+            <w:tcMar>
+              <w:top w:w="90" w:type="dxa"/>
+              <w:left w:w="90" w:type="dxa"/>
+              <w:bottom w:w="90" w:type="dxa"/>
+              <w:right w:w="90" w:type="dxa"/>
+            </w:tcMar>
+          </w:tcPr>
+          <w:p>
+            <w:pPr>
+              <w:spacing w:after="60"/>
+            </w:pPr>
+            <w:r>
+              <w:rPr>
+                <w:b w:val="0"/>
+                <w:sz w:val="20"/>
+              </w:rPr>
+              <w:t>LH_LLM_TOOL_EXPLANATION_TIMEOUT_SECONDS</w:t>
+            </w:r>
+          </w:p>
+        </w:tc>
+        <w:tc>
+          <w:tcPr>
+            <w:tcW w:type="dxa" w:w="4752"/>
+            <w:vAlign w:val="center"/>
+            <w:shd w:fill="F4F6F8"/>
+            <w:tcMar>
+              <w:top w:w="90" w:type="dxa"/>
+              <w:left w:w="90" w:type="dxa"/>
+              <w:bottom w:w="90" w:type="dxa"/>
+              <w:right w:w="90" w:type="dxa"/>
+            </w:tcMar>
+          </w:tcPr>
+          <w:p>
+            <w:pPr>
+              <w:spacing w:after="60"/>
+            </w:pPr>
+            <w:r>
+              <w:rPr>
+                <w:b w:val="0"/>
+                <w:sz w:val="20"/>
+              </w:rPr>
+              <w:t>Separate budget for the final explanation and each explanation retry.</w:t>
+            </w:r>
+          </w:p>
+        </w:tc>
+      </w:tr>
+      <w:tr>
+        <w:tc>
+          <w:tcPr>
+            <w:tcW w:type="dxa" w:w="5040"/>
+            <w:vAlign w:val="center"/>
+            <w:shd w:fill="FFFFFF"/>
+            <w:tcMar>
+              <w:top w:w="90" w:type="dxa"/>
+              <w:left w:w="90" w:type="dxa"/>
+              <w:bottom w:w="90" w:type="dxa"/>
+              <w:right w:w="90" w:type="dxa"/>
+            </w:tcMar>
+          </w:tcPr>
+          <w:p>
+            <w:pPr>
+              <w:spacing w:after="60"/>
+            </w:pPr>
+            <w:r>
+              <w:rPr>
+                <w:b w:val="0"/>
+                <w:sz w:val="20"/>
+              </w:rPr>
+              <w:t>LH_LLM_TOOL_MAX_RESULT_CHARS</w:t>
+            </w:r>
+          </w:p>
+        </w:tc>
+        <w:tc>
+          <w:tcPr>
+            <w:tcW w:type="dxa" w:w="4752"/>
+            <w:vAlign w:val="center"/>
+            <w:shd w:fill="FFFFFF"/>
+            <w:tcMar>
+              <w:top w:w="90" w:type="dxa"/>
+              <w:left w:w="90" w:type="dxa"/>
+              <w:bottom w:w="90" w:type="dxa"/>
+              <w:right w:w="90" w:type="dxa"/>
+            </w:tcMar>
+          </w:tcPr>
+          <w:p>
+            <w:pPr>
+              <w:spacing w:after="60"/>
+            </w:pPr>
+            <w:r>
+              <w:rPr>
+                <w:b w:val="0"/>
+                <w:sz w:val="20"/>
+              </w:rPr>
+              <w:t>Configured model-facing result character limit; context fitting may reduce the effective limit.</w:t>
+            </w:r>
+          </w:p>
+        </w:tc>
+      </w:tr>
+    </w:tbl>
+    <w:p/>
+    <w:p>
+      <w:r>
+        <w:t>The LLM Usage tab also shows the effective timeout passed to the model invocation, duration including preparation, configured and returned model names, and provider usage when supplied. Missing token usage is shown as Not reported. PREPARING means the provider call may not have started. Invocation counts include correction turns and explanation retries and are distinct from dispatcher-call counts.</w:t>
+      </w:r>
+    </w:p>
+    <w:p>
+      <w:pPr>
+        <w:pStyle w:val="Heading3"/>
+      </w:pPr>
+      <w:r>
+        <w:t>Compare explanations and retain a copy</w:t>
+      </w:r>
+    </w:p>
+    <w:p>
+      <w:r>
+        <w:t>1. Open AI Explanations to compare saved attempts and their errors or conclusions.</w:t>
+      </w:r>
+    </w:p>
+    <w:p>
+      <w:r>
+        <w:t>2. Open LLM Usage to compare model, settings and duration for those attempts.</w:t>
+      </w:r>
+    </w:p>
+    <w:p>
+      <w:r>
+        <w:t>3. Use Copy arguments, Copy evidence or Copy explanation for the relevant text. Copy JSON copies the full request-detail response.</w:t>
+      </w:r>
+    </w:p>
+    <w:p>
+      <w:r>
+        <w:t>4. Select Download JSON to save the returned history details, including saved redacted evidence and recorded metadata.</w:t>
+      </w:r>
+    </w:p>
+    <w:p>
+      <w:r>
+        <w:t>5. Use Refresh for updated status or Back to History to return to the list.</w:t>
+      </w:r>
+    </w:p>
+    <w:p>
+      <w:r>
+        <w:t>Copy and download do not run collectors. If the clipboard is unavailable, select and copy the displayed text manually. Retry AI Explanation remains an explicit action in the RCA chat response; the History page is read-only. Earlier already-redacted token values cannot be recovered from current settings.</w:t>
       </w:r>
     </w:p>
     <w:p>

--- a/Howto_Guides/LogHawk_Web_UI_Beginners_Guide.docx
+++ b/Howto_Guides/LogHawk_Web_UI_Beginners_Guide.docx
@@ -292,6 +292,250 @@
           <w:rFonts w:hint="eastAsia"/>
         </w:rPr>
       </w:pPr>
+    </w:p>
+    <w:p>
+      <w:pPr>
+        <w:pStyle w:val="Heading2"/>
+      </w:pPr>
+      <w:r>
+        <w:t>If using Ollama</w:t>
+      </w:r>
+    </w:p>
+    <w:p>
+      <w:pPr>
+        <w:spacing w:after="120"/>
+      </w:pPr>
+      <w:r>
+        <w:t>Follow these steps only if LogHawk is configured to use Ollama. Install and start Ollama, then download the models configured in .env to the Ollama instance that LogHawk connects to. These steps do not apply to other LLM providers.</w:t>
+      </w:r>
+    </w:p>
+    <w:p>
+      <w:pPr>
+        <w:pStyle w:val="Heading3"/>
+      </w:pPr>
+      <w:r>
+        <w:t>Install and start Ollama</w:t>
+      </w:r>
+    </w:p>
+    <w:p>
+      <w:pPr>
+        <w:spacing w:after="120"/>
+      </w:pPr>
+      <w:r>
+        <w:t>Install Ollama on the computer that will serve the models, using the installer or instructions at https://ollama.com/download. Start the Ollama application or service. If it is already running, do not start a second server on the same port. If no server is running, start it with the command below and leave that terminal running.</w:t>
+      </w:r>
+    </w:p>
+    <w:p>
+      <w:pPr>
+        <w:spacing w:after="0"/>
+      </w:pPr>
+      <w:r>
+        <w:rPr>
+          <w:rFonts w:ascii="Consolas" w:hAnsi="Consolas"/>
+          <w:sz w:val="20"/>
+        </w:rPr>
+        <w:t>ollama serve</w:t>
+      </w:r>
+    </w:p>
+    <w:p>
+      <w:pPr>
+        <w:pStyle w:val="Heading3"/>
+      </w:pPr>
+      <w:r>
+        <w:t>Identify the configured models</w:t>
+      </w:r>
+    </w:p>
+    <w:p>
+      <w:pPr>
+        <w:spacing w:after="120"/>
+      </w:pPr>
+      <w:r>
+        <w:t>Check the .env used by the relevant LogHawk process. LH_LLM_PROVIDER=ollama selects Ollama for the LLM. LH_LLM_MODEL supplies general chat; LH_LLM_CODEASSIST_MODEL supplies task/code generation and falls back to LH_LLM_MODEL when blank; LH_LLM_TOOL_MODEL supplies RCA tool calling; LH_EMBEDDING_MODEL supplies RAG embeddings. Download each distinct model required by the features you will use.</w:t>
+      </w:r>
+    </w:p>
+    <w:p>
+      <w:pPr>
+        <w:spacing w:after="120"/>
+      </w:pPr>
+      <w:r>
+        <w:t>For example, with LH_LLM_MODEL=llama3.2:3b, a blank LH_LLM_CODEASSIST_MODEL, LH_LLM_TOOL_MODEL=qwen3:4b-instruct and LH_EMBEDDING_MODEL=ollama/nomic-embed-text, run the following commands against the intended Ollama instance. Wait for each download to finish. Replace the names if your configuration differs.</w:t>
+      </w:r>
+    </w:p>
+    <w:p>
+      <w:pPr>
+        <w:spacing w:after="0"/>
+      </w:pPr>
+      <w:r>
+        <w:rPr>
+          <w:rFonts w:ascii="Consolas" w:hAnsi="Consolas"/>
+          <w:sz w:val="20"/>
+        </w:rPr>
+        <w:t>ollama pull llama3.2:3b</w:t>
+      </w:r>
+    </w:p>
+    <w:p>
+      <w:pPr>
+        <w:spacing w:after="0"/>
+      </w:pPr>
+      <w:r>
+        <w:rPr>
+          <w:rFonts w:ascii="Consolas" w:hAnsi="Consolas"/>
+          <w:sz w:val="20"/>
+        </w:rPr>
+        <w:t>ollama pull qwen3:4b-instruct</w:t>
+      </w:r>
+    </w:p>
+    <w:p>
+      <w:pPr>
+        <w:spacing w:after="0"/>
+      </w:pPr>
+      <w:r>
+        <w:rPr>
+          <w:rFonts w:ascii="Consolas" w:hAnsi="Consolas"/>
+          <w:sz w:val="20"/>
+        </w:rPr>
+        <w:t>ollama pull nomic-embed-text</w:t>
+      </w:r>
+    </w:p>
+    <w:p>
+      <w:pPr>
+        <w:spacing w:after="120"/>
+      </w:pPr>
+      <w:r>
+        <w:t>ollama/ and ollama_chat/ are LiteLLM provider prefixes, not part of the Ollama model name. For ollama/nomic-embed-text, pull nomic-embed-text. Remove only the provider prefix; retain the actual model name, namespace when present, and tag. A blank code-assist setting does not require another model download.</w:t>
+      </w:r>
+    </w:p>
+    <w:p>
+      <w:pPr>
+        <w:spacing w:after="120"/>
+      </w:pPr>
+      <w:r>
+        <w:t>Also check LH_LLM_FALLBACK_MODELS for fallback models used by applicable LogHawk paths. Download the fallback models you intend to use. In the current configuration code, blank or unset LH_LLM_FALLBACK_MODELS with Ollama selects defaults llama3.2:1b, qwen2.5:0.5b and tinyllama; it does not disable fallback models. If using these defaults, pull them too:</w:t>
+      </w:r>
+    </w:p>
+    <w:p>
+      <w:pPr>
+        <w:spacing w:after="0"/>
+      </w:pPr>
+      <w:r>
+        <w:rPr>
+          <w:rFonts w:ascii="Consolas" w:hAnsi="Consolas"/>
+          <w:sz w:val="20"/>
+        </w:rPr>
+        <w:t>ollama pull llama3.2:1b</w:t>
+      </w:r>
+    </w:p>
+    <w:p>
+      <w:pPr>
+        <w:spacing w:after="0"/>
+      </w:pPr>
+      <w:r>
+        <w:rPr>
+          <w:rFonts w:ascii="Consolas" w:hAnsi="Consolas"/>
+          <w:sz w:val="20"/>
+        </w:rPr>
+        <w:t>ollama pull qwen2.5:0.5b</w:t>
+      </w:r>
+    </w:p>
+    <w:p>
+      <w:pPr>
+        <w:spacing w:after="0"/>
+      </w:pPr>
+      <w:r>
+        <w:rPr>
+          <w:rFonts w:ascii="Consolas" w:hAnsi="Consolas"/>
+          <w:sz w:val="20"/>
+        </w:rPr>
+        <w:t>ollama pull tinyllama</w:t>
+      </w:r>
+    </w:p>
+    <w:p>
+      <w:pPr>
+        <w:pStyle w:val="Heading3"/>
+      </w:pPr>
+      <w:r>
+        <w:t>Use the same Ollama instance as LogHawk</w:t>
+      </w:r>
+    </w:p>
+    <w:p>
+      <w:pPr>
+        <w:spacing w:after="120"/>
+      </w:pPr>
+      <w:r>
+        <w:t>LH_LLM_BASE_URL is the model server address used for chat and tool calls. LH_EMBEDDING_BASE_URL is the embedding server address. Models must exist on the instance reached at the applicable address. Downloading models to another Ollama installation will not make them available there. If those endpoints use different servers, download the required models on each corresponding server.</w:t>
+      </w:r>
+    </w:p>
+    <w:p>
+      <w:pPr>
+        <w:spacing w:after="120"/>
+      </w:pPr>
+      <w:r>
+        <w:t>For Web UI and signed-in Hawk Console, model calls use the API server configuration. The person using the browser or signed-in Console does not need a separate local model download if the configured server already has the models. For hawk --local, the Console uses its own configuration and endpoints; those endpoints may still point to a remote Ollama server.</w:t>
+      </w:r>
+    </w:p>
+    <w:p>
+      <w:pPr>
+        <w:spacing w:after="120"/>
+      </w:pPr>
+      <w:r>
+        <w:t>Run the pull and list commands using an Ollama CLI connected to the intended server. A CLI targeting localhost can see different models from LogHawk targeting a Windows host IP from WSL. localhost always refers to the computer or environment making the connection. Compare the configured endpoint with the CLI target, including any OLLAMA_HOST setting. Do not assume that Windows and WSL commands reach the same instance.</w:t>
+      </w:r>
+    </w:p>
+    <w:p>
+      <w:pPr>
+        <w:pStyle w:val="Heading3"/>
+      </w:pPr>
+      <w:r>
+        <w:t>Verify models and start LogHawk</w:t>
+      </w:r>
+    </w:p>
+    <w:p>
+      <w:pPr>
+        <w:spacing w:after="0"/>
+      </w:pPr>
+      <w:r>
+        <w:rPr>
+          <w:rFonts w:ascii="Consolas" w:hAnsi="Consolas"/>
+          <w:sz w:val="20"/>
+        </w:rPr>
+        <w:t>ollama ls</w:t>
+      </w:r>
+    </w:p>
+    <w:p>
+      <w:pPr>
+        <w:spacing w:after="0"/>
+      </w:pPr>
+      <w:r>
+        <w:rPr>
+          <w:rFonts w:ascii="Consolas" w:hAnsi="Consolas"/>
+          <w:sz w:val="20"/>
+        </w:rPr>
+        <w:t>ollama ps</w:t>
+      </w:r>
+    </w:p>
+    <w:p>
+      <w:pPr>
+        <w:spacing w:after="120"/>
+      </w:pPr>
+      <w:r>
+        <w:t>ollama ls lists installed models on the instance addressed by the CLI. Verify that the required names and tags are present. ollama ps lists currently loaded models; an empty list does not mean that installed models are missing. Model downloads are separate from installing LogHawk Python packages. Editing .env does not download a model.</w:t>
+      </w:r>
+    </w:p>
+    <w:p>
+      <w:pPr>
+        <w:spacing w:after="120"/>
+      </w:pPr>
+      <w:r>
+        <w:t>After changing .env model names or endpoint settings, restart the API server for Web UI and signed-in Console use, or restart Hawk Console for local mode. Then try ordinary chat, task generation, RAG and RCA as applicable. If a model is reported missing, verify its exact tag and the Ollama instance before downloading it again.</w:t>
+      </w:r>
+    </w:p>
+    <w:p>
+      <w:pPr>
+        <w:spacing w:after="120"/>
+      </w:pPr>
+      <w:r>
+        <w:t>Ollama command reference: https://docs.ollama.com/cli. For duplicate servers, GPU visibility and endpoint problems, see How_to_Troubleshoot_Ollama.docx in Howto_Guides.</w:t>
+      </w:r>
     </w:p>
     <w:p>
       <w:pPr>
@@ -3124,6 +3368,102 @@
     </w:p>
     <w:p>
       <w:pPr>
+        <w:pStyle w:val="Heading2"/>
+      </w:pPr>
+      <w:r>
+        <w:t>Shared script contract and execution flow</w:t>
+      </w:r>
+    </w:p>
+    <w:p>
+      <w:pPr>
+        <w:spacing w:after="120"/>
+      </w:pPr>
+      <w:r>
+        <w:t>General Tasks, Remediation Tasks, Rollback Tasks and custom Collectors use the same executable artifact contract. Python, Bash, PowerShell and Windows CMD scripts receive a JSON object in LH_RUNNER_ARGUMENTS_JSON and communicate through stdout, stderr and the process exit code. Packaged built-in collectors are complete Python scripts using this contract too. n8n workflow JSON is drafted and imported into customer-managed n8n; it is not executed by this runner.</w:t>
+      </w:r>
+    </w:p>
+    <w:p>
+      <w:pPr>
+        <w:spacing w:after="120"/>
+      </w:pPr>
+      <w:r>
+        <w:t>For API execution, LogHawk resolves the selected definition and version, checks approval, enablement and execution policy, validates arguments against the saved schema, and invokes lhrunner.run_artifact(). Python runs using venv_tools; other languages require their corresponding interpreter on the execution host. Windows CMD requires Windows. The runner captures bounded output and exit status; the API returns normalized output and records the execution. Administrator status does not bypass approval and enablement.</w:t>
+      </w:r>
+    </w:p>
+    <w:p>
+      <w:pPr>
+        <w:spacing w:after="120"/>
+      </w:pPr>
+      <w:r>
+        <w:t>Built-ins use run_builtin_collector(), which validates arguments and delegates to run_artifact(). Custom task kinds use task_runner.run_version(), which delegates to the same runner and then calls the same normalize_output() helper. Built-ins and custom scripts share the execution mechanism, but retain their own registry and audit records. Built-in failures still raise through the built-in adapter; custom execution results retain FAILED status and captured error output.</w:t>
+      </w:r>
+    </w:p>
+    <w:p>
+      <w:pPr>
+        <w:spacing w:after="120"/>
+      </w:pPr>
+      <w:r>
+        <w:t>/task and /collect execute on the API server and use server-side .env_tools. Local /taskrun and /collectrun execute on the Console computer, even when signed in, and use that computer’s .env_tools. Local development runs do not require enabled or approved versions. hawk --local uses local storage. Existing process environment values override .env_tools; the runner sets LH_RUNNER_ARGUMENTS_JSON for each invocation.</w:t>
+      </w:r>
+    </w:p>
+    <w:p>
+      <w:pPr>
+        <w:spacing w:after="120"/>
+      </w:pPr>
+      <w:r>
+        <w:t>AI-assisted RCA discovery currently selects eligible Collectors. Sharing the runner with General, Remediation and Rollback Tasks does not make those task kinds automatically available as AI tools. Collectors still need the appropriate schema, enabled and approved version, and AI-Assisted or Auto-Approved execution policy.</w:t>
+      </w:r>
+    </w:p>
+    <w:p>
+      <w:pPr>
+        <w:pStyle w:val="Heading2"/>
+      </w:pPr>
+      <w:r>
+        <w:t>Normalized output and raw captured output</w:t>
+      </w:r>
+    </w:p>
+    <w:p>
+      <w:pPr>
+        <w:spacing w:after="120"/>
+      </w:pPr>
+      <w:r>
+        <w:t>For a successful built-in call and for custom API task results, normalization adds summary and data while preserving stdout, stderr, exit_code, status and output_metadata. A JSON object containing data supplies the structured data field; a string summary is used when present. Other valid JSON becomes the data value. Plain text, mixed logs plus JSON, empty output or runner-truncated JSON is returned as data.text. Print one complete JSON document on stdout for structured evidence; send diagnostic messages to stderr.</w:t>
+      </w:r>
+    </w:p>
+    <w:p>
+      <w:pPr>
+        <w:spacing w:after="120"/>
+      </w:pPr>
+      <w:r>
+        <w:t>Example printed JSON: {"summary":"Found 2 pods.","data":{"count":2}}. The API exposes summary = "Found 2 pods." and data = {"count":2}. The raw stdout string is also retained, so escaped quotation marks inside stdout are expected. If the program prints [1,2], data is [1,2]. If it prints hello, data is {"text":"hello"}. These examples describe the normalized fields; the full response also contains execution metadata.</w:t>
+      </w:r>
+    </w:p>
+    <w:p>
+      <w:pPr>
+        <w:spacing w:after="120"/>
+      </w:pPr>
+      <w:r>
+        <w:t>When a printed object contains data, additional top-level payload fields are not promoted into the normalized result. Put important result metadata such as source_limit, included_items and truncated inside data. Raw stdout still preserves the original bounded output. Script fields cannot replace runner status, run ID or version metadata. Printing {"status":"FAILED"} with exit code 0 does not fail the execution: use a nonzero exit code.</w:t>
+      </w:r>
+    </w:p>
+    <w:p>
+      <w:pPr>
+        <w:spacing w:after="120"/>
+      </w:pPr>
+      <w:r>
+        <w:t>Normalization does not remove redaction or size limits. stdout and stderr are each capped at 100,000 characters, with a truncation marker when needed. output_metadata describes original, retained and returned lengths before redaction. AI-assisted RCA saves returned evidence after sensitive-value redaction in llm_tool_calls.result_text, before model compaction. LH_LLM_TOOL_MAX_RESULT_CHARS limits the model copy, not the already saved evidence. Redaction masks sensitive values; truncation omits content.</w:t>
+      </w:r>
+    </w:p>
+    <w:p>
+      <w:pPr>
+        <w:spacing w:after="120"/>
+      </w:pPr>
+      <w:r>
+        <w:t>Built-in runs use collector_runs; custom General, Remediation, Rollback and Collector runs use task_runs. The latter stores captured stdout/stderr before AI evidence redaction. Local custom /taskrun and /collectrun display captured stdout/stderr and exit code directly rather than the normalized API envelope, and do not create server execution records. Existing saved evidence is not rewritten by normalization.</w:t>
+      </w:r>
+    </w:p>
+    <w:p>
+      <w:pPr>
         <w:pStyle w:val="Heading1"/>
       </w:pPr>
       <w:r>
@@ -6231,6 +6571,572 @@
     <w:p>
       <w:r>
         <w:t>Copy and download do not run collectors. If the clipboard is unavailable, select and copy the displayed text manually. Retry AI Explanation remains an explicit action in the RCA chat response; the History page is read-only. Earlier already-redacted token values cannot be recovered from current settings.</w:t>
+      </w:r>
+    </w:p>
+    <w:p>
+      <w:pPr>
+        <w:pStyle w:val="Heading2"/>
+      </w:pPr>
+      <w:r>
+        <w:t>RCA History walkthrough for beginners</w:t>
+      </w:r>
+    </w:p>
+    <w:p>
+      <w:pPr>
+        <w:spacing w:after="120"/>
+      </w:pPr>
+      <w:r>
+        <w:t>Open AI-Assisted RCA &gt; RCA History. Find the investigation by its question, user, time or request ID using the available filters, then open its details. Administrators and Power Users can view all users’ server history; Users see their own. Web and signed-in Console investigations are identified by origin. hawk --local activity is not part of server RCA History. Opening a record does not run a collector.</w:t>
+      </w:r>
+    </w:p>
+    <w:p>
+      <w:pPr>
+        <w:pStyle w:val="Heading3"/>
+      </w:pPr>
+      <w:r>
+        <w:t>Overview</w:t>
+      </w:r>
+    </w:p>
+    <w:p>
+      <w:pPr>
+        <w:spacing w:after="120"/>
+      </w:pPr>
+      <w:r>
+        <w:t>Start with the question, request ID, user, origin, timestamps and execution status reported by the server. Then read the latest saved response. Hypotheses and conclusions are contained in the original AI explanation; they are not independently verified findings. Settings at request creation are historical snapshots. Missing fields on older records mean Not recorded, not zero or failure.</w:t>
+      </w:r>
+    </w:p>
+    <w:p>
+      <w:pPr>
+        <w:pStyle w:val="Heading3"/>
+      </w:pPr>
+      <w:r>
+        <w:t>Evidence and Inputs</w:t>
+      </w:r>
+    </w:p>
+    <w:p>
+      <w:pPr>
+        <w:spacing w:after="120"/>
+      </w:pPr>
+      <w:r>
+        <w:t>Read each collector name, exact version, event status and run ID. Proposed, confirmed and recorded arguments show the review process. Expand saved evidence to see the returned redacted result before model compaction. An awaiting-confirmation event without a run ID is not an execution. Review the COMPLETED or FAILED execution event and its run ID to establish what actually ran.</w:t>
+      </w:r>
+    </w:p>
+    <w:p>
+      <w:pPr>
+        <w:spacing w:after="120"/>
+      </w:pPr>
+      <w:r>
+        <w:t>Compare saved evidence with Prepared model evidence. Inspect saved/input/output character counts, effective limits and transformation metadata. Runner truncation, source pagination or result limits, sensitive-value redaction, and model compaction are separate operations. A 6,000-character model limit does not mean the saved collector result was capped at 6,000 characters. Omitted series are not evidence that those series do not exist.</w:t>
+      </w:r>
+    </w:p>
+    <w:p>
+      <w:pPr>
+        <w:pStyle w:val="Heading3"/>
+      </w:pPr>
+      <w:r>
+        <w:t>AI Explanations</w:t>
+      </w:r>
+    </w:p>
+    <w:p>
+      <w:pPr>
+        <w:spacing w:after="120"/>
+      </w:pPr>
+      <w:r>
+        <w:t>Each recorded initial or retried explanation is retained with status, times, attempt/model metadata and saved text or error. Compare the attempts against the same collector evidence. A failed explanation can coexist with successful collection. Retrying an explanation reuses evidence; it does not collect newer metrics. Use a new collection request only when you deliberately need fresh evidence.</w:t>
+      </w:r>
+    </w:p>
+    <w:p>
+      <w:pPr>
+        <w:pStyle w:val="Heading3"/>
+      </w:pPr>
+      <w:r>
+        <w:t>Timeline</w:t>
+      </w:r>
+    </w:p>
+    <w:p>
+      <w:pPr>
+        <w:spacing w:after="120"/>
+      </w:pPr>
+      <w:r>
+        <w:t>The Timeline tab orders recorded events by timestamp. Follow input review, confirmation, collector execution and explanation events in order. Human wait is different from processing time. Use the request ID to correlate records; use a run ID for a particular execution and an explanation-attempt ID for a particular explanation. A model invocation ID identifies one LLM call, not a collector run.</w:t>
+      </w:r>
+    </w:p>
+    <w:p>
+      <w:pPr>
+        <w:pStyle w:val="Heading3"/>
+      </w:pPr>
+      <w:r>
+        <w:t>LLM Usage</w:t>
+      </w:r>
+    </w:p>
+    <w:p>
+      <w:pPr>
+        <w:spacing w:after="120"/>
+      </w:pPr>
+      <w:r>
+        <w:t>The numbered cards such as 2 discovery_tool_selection and 4 initial_explanation are displayed in LLM Usage. Each card is one model invocation. It shows stage/status, invocation ID, optional explanation-attempt ID, provider, configured and returned model, start/end times, duration including preparation, captured settings, provider-reported tokens and the prepared evidence supplied to that invocation.</w:t>
+      </w:r>
+    </w:p>
+    <w:p>
+      <w:pPr>
+        <w:spacing w:after="120"/>
+      </w:pPr>
+      <w:r>
+        <w:t>discovery_tool_selection asks the model to choose a dispatcher action, such as discovering collectors or requesting execution with arguments. It can appear several times. initial_explanation is the first explanation attempt over saved evidence. explanation_retry is a later explanation attempt. Explanation stages have no collector tools. COMPLETED on an invocation means the model call completed; it does not prove a collector executed or that the response contained a useful tool call. PREPARING does not prove the provider request started.</w:t>
+      </w:r>
+    </w:p>
+    <w:p>
+      <w:pPr>
+        <w:spacing w:after="120"/>
+      </w:pPr>
+      <w:r>
+        <w:t>dispatcher_tool_input records a tool-result message supplied to a dispatcher invocation. explanation_input records prepared evidence for an explanation. The evidence-view ID identifies that saved representation. Repeated tool_call_reference values can mean the same discovery result was reused in context. They do not establish repeated discovery or collector execution. The label Discovery result or legacy tool result; no saved execution link describes the missing execution linkage for that input, not a collector failure.</w:t>
+      </w:r>
+    </w:p>
+    <w:p>
+      <w:pPr>
+        <w:pStyle w:val="Heading3"/>
+      </w:pPr>
+      <w:r>
+        <w:t>Worked example with repeated discovery inputs</w:t>
+      </w:r>
+    </w:p>
+    <w:p>
+      <w:pPr>
+        <w:spacing w:after="120"/>
+      </w:pPr>
+      <w:r>
+        <w:t>Invocation 2: discovery_tool_selection, 17.45 seconds, 1,024 prompt tokens and 207 completion tokens. It receives the discovered prometheus1 version 4, policy and input schema. Invocation 3: discovery_tool_selection, 5.85 seconds, 1,288 prompt tokens and 71 completion tokens. It receives the same discovery tool_call_reference. Both are separate model calls; the retained discovery message is recorded for each call that receives it.</w:t>
+      </w:r>
+    </w:p>
+    <w:p>
+      <w:pPr>
+        <w:spacing w:after="120"/>
+      </w:pPr>
+      <w:r>
+        <w:t>One possible reason for invocation 3 is that invocation 2 returned narration instead of an actual tool call. The backend permits one correction turn. The inputs alone do not confirm that diagnosis: check the API log for Required tool call missing and the same request ID. Another valid dispatcher interaction can also require an additional turn. Do not infer a retry solely from repeated discovery JSON or token counts.</w:t>
+      </w:r>
+    </w:p>
+    <w:p>
+      <w:pPr>
+        <w:spacing w:after="120"/>
+      </w:pPr>
+      <w:r>
+        <w:t>Invocation 4: initial_explanation, 63.14 seconds, 1,065 prompt tokens and 717 completion tokens. It uses the collected evidence to generate the explanation. To confirm execution, inspect the separate collector event and run ID in Evidence &amp; Inputs. The explanation card by itself is not execution confirmation.</w:t>
+      </w:r>
+    </w:p>
+    <w:p>
+      <w:pPr>
+        <w:pStyle w:val="Heading3"/>
+      </w:pPr>
+      <w:r>
+        <w:t>Interpret the recorded LLM settings</w:t>
+      </w:r>
+    </w:p>
+    <w:p>
+      <w:pPr>
+        <w:spacing w:after="120"/>
+      </w:pPr>
+      <w:r>
+        <w:t>LH_LLM_TOOL_MODEL is the configured tool model. The returned model may include a provider prefix such as ollama_chat/. LH_LLM_TOOL_CONTEXT_LENGTH is the Ollama context budget in tokens. LH_LLM_TOOL_MAX_TOKENS caps generated output per response. LH_LLM_TOOL_MAX_CALLS bounds tool calls within a request; it is not the number of model-invocation cards, because correction and explanation calls also produce cards.</w:t>
+      </w:r>
+    </w:p>
+    <w:p>
+      <w:pPr>
+        <w:spacing w:after="120"/>
+      </w:pPr>
+      <w:r>
+        <w:t>LH_LLM_TOOL_TIMEOUT_SECONDS is the processing budget for discovery and execution, excluding human wait. LH_LLM_TOOL_EXPLANATION_TIMEOUT_SECONDS is a separate budget for the final explanation attempt. LH_LLM_TOOL_MAX_RESULT_CHARS limits prepared model evidence per call. effective_timeout_seconds records the remaining allowance dispatched for that invocation after elapsed work and preparation; it need not equal the configured timeout.</w:t>
+      </w:r>
+    </w:p>
+    <w:p>
+      <w:pPr>
+        <w:spacing w:after="120"/>
+      </w:pPr>
+      <w:r>
+        <w:t>For example, effective allowances of 286.67 and 269.19 seconds reflect consumption of a 300-second processing budget. An explanation allowance near 299.88 seconds reflects its separate 300-second budget. These allowances are not the actual durations. Prompt tokens describe provider-reported input usage; completion tokens describe generated usage; total_tokens is the reported total. Missing usage is Not reported. Characters, bytes and tokens are different units.</w:t>
+      </w:r>
+    </w:p>
+    <w:p>
+      <w:pPr>
+        <w:pStyle w:val="Heading2"/>
+      </w:pPr>
+      <w:r>
+        <w:t>Troubleshoot RCA with saved history</w:t>
+      </w:r>
+    </w:p>
+    <w:p>
+      <w:pPr>
+        <w:pStyle w:val="Heading3"/>
+      </w:pPr>
+      <w:r>
+        <w:t>Slow discovery or tool selection</w:t>
+      </w:r>
+    </w:p>
+    <w:p>
+      <w:pPr>
+        <w:spacing w:after="120"/>
+      </w:pPr>
+      <w:r>
+        <w:t>1. Open LLM Usage and find the slow discovery_tool_selection invocation. Compare actual duration, prompt/completion tokens and effective_timeout_seconds. 2. Check whether there are many dispatcher turns, large inputs, or a missing-tool-call warning. 3. Confirm the intended collector is enabled, approved, eligible for AI use and has a precise description and schema. Name it explicitly when necessary. 4. Use the correct API/Ollama endpoint and inspect model loading or CPU/GPU use if all model calls are slow.</w:t>
+      </w:r>
+    </w:p>
+    <w:p>
+      <w:pPr>
+        <w:spacing w:after="120"/>
+      </w:pPr>
+      <w:r>
+        <w:t>The applicable overall budget is LH_LLM_TOOL_TIMEOUT_SECONDS. Increasing it allows more processing time but does not fix malformed tool calls or incorrect collector selection. Larger context/output limits can also increase work. Restart the API after changing server configuration and examine a new request’s captured settings; old history remains a snapshot of the earlier values.</w:t>
+      </w:r>
+    </w:p>
+    <w:p>
+      <w:pPr>
+        <w:pStyle w:val="Heading3"/>
+      </w:pPr>
+      <w:r>
+        <w:t>Narration correction turns</w:t>
+      </w:r>
+    </w:p>
+    <w:p>
+      <w:pPr>
+        <w:spacing w:after="120"/>
+      </w:pPr>
+      <w:r>
+        <w:t>If the model announces execution without issuing a native tool call, LogHawk appends a corrective instruction and permits one correction. The extra call is another discovery_tool_selection card. Search the API log for Required tool call missing together with the request ID. A COMPLETED model invocation can still have required this correction. If the model again returns narration, collection can stop with no execution; verify run IDs rather than trusting the narrative.</w:t>
+      </w:r>
+    </w:p>
+    <w:p>
+      <w:pPr>
+        <w:pStyle w:val="Heading3"/>
+      </w:pPr>
+      <w:r>
+        <w:t>Find the API log</w:t>
+      </w:r>
+    </w:p>
+    <w:p>
+      <w:pPr>
+        <w:spacing w:after="120"/>
+      </w:pPr>
+      <w:r>
+        <w:t>With start_all_servers.sh on Linux, macOS or WSL, the API log is $HOME/.loghawk/logs/webui-api.log. The RAPIDS startup script uses the same location. In WSL, HOME is the Linux user’s home directory, such as /home/anees, not the Windows home directory. Use the home directory of the account that started the services.</w:t>
+      </w:r>
+    </w:p>
+    <w:p>
+      <w:pPr>
+        <w:spacing w:after="120"/>
+      </w:pPr>
+      <w:r>
+        <w:t>On Windows, start_all_servers.bat opens a separate LogHawk Web UI API terminal window and does not capture its output into a log file. Read that window. A manually started API writes to its terminal unless you redirected output. Check the API host, not the browser computer or the Vite console.</w:t>
+      </w:r>
+    </w:p>
+    <w:p>
+      <w:pPr>
+        <w:spacing w:after="120"/>
+      </w:pPr>
+      <w:r>
+        <w:t>The .sh launcher redirects output with &gt;, so restarting it overwrites the API log. Capture relevant lines before restarting. Missing lines can also mean that another API instance or user account handled the request.</w:t>
+      </w:r>
+    </w:p>
+    <w:p>
+      <w:pPr>
+        <w:pStyle w:val="Heading3"/>
+      </w:pPr>
+      <w:r>
+        <w:t>Search for a specific RCA request</w:t>
+      </w:r>
+    </w:p>
+    <w:p>
+      <w:pPr>
+        <w:spacing w:after="120"/>
+      </w:pPr>
+      <w:r>
+        <w:t>Copy the Request ID from RCA History and substitute it below. Run these commands in the Linux, macOS or WSL terminal on the API host. They read the log without modifying it.</w:t>
+      </w:r>
+    </w:p>
+    <w:p>
+      <w:pPr>
+        <w:spacing w:after="0"/>
+      </w:pPr>
+      <w:r>
+        <w:rPr>
+          <w:rFonts w:ascii="Consolas" w:hAnsi="Consolas"/>
+          <w:sz w:val="20"/>
+        </w:rPr>
+        <w:t>REQUEST_ID="62a906b242754db899a1fa3ebc0b42eb"</w:t>
+      </w:r>
+    </w:p>
+    <w:p>
+      <w:pPr>
+        <w:spacing w:after="0"/>
+      </w:pPr>
+      <w:r>
+        <w:rPr>
+          <w:rFonts w:ascii="Consolas" w:hAnsi="Consolas"/>
+          <w:sz w:val="20"/>
+        </w:rPr>
+        <w:t>API_LOG="$HOME/.loghawk/logs/webui-api.log"</w:t>
+      </w:r>
+    </w:p>
+    <w:p>
+      <w:pPr>
+        <w:spacing w:after="0"/>
+      </w:pPr>
+      <w:r>
+        <w:rPr>
+          <w:rFonts w:ascii="Consolas" w:hAnsi="Consolas"/>
+          <w:sz w:val="20"/>
+        </w:rPr>
+        <w:t>grep -nF "$REQUEST_ID" "$API_LOG"</w:t>
+      </w:r>
+    </w:p>
+    <w:p>
+      <w:pPr>
+        <w:spacing w:after="120"/>
+      </w:pPr>
+      <w:r>
+        <w:t>-n prints line numbers and -F treats the request ID as literal text. To include five surrounding lines, use:</w:t>
+      </w:r>
+    </w:p>
+    <w:p>
+      <w:pPr>
+        <w:spacing w:after="0"/>
+      </w:pPr>
+      <w:r>
+        <w:rPr>
+          <w:rFonts w:ascii="Consolas" w:hAnsi="Consolas"/>
+          <w:sz w:val="20"/>
+        </w:rPr>
+        <w:t>grep -nF -C 5 "$REQUEST_ID" "$API_LOG"</w:t>
+      </w:r>
+    </w:p>
+    <w:p>
+      <w:pPr>
+        <w:pStyle w:val="Heading3"/>
+      </w:pPr>
+      <w:r>
+        <w:t>Identify narration correction warnings</w:t>
+      </w:r>
+    </w:p>
+    <w:p>
+      <w:pPr>
+        <w:spacing w:after="0"/>
+      </w:pPr>
+      <w:r>
+        <w:rPr>
+          <w:rFonts w:ascii="Consolas" w:hAnsi="Consolas"/>
+          <w:sz w:val="20"/>
+        </w:rPr>
+        <w:t>grep -nF "Required tool call missing" "$API_LOG"</w:t>
+      </w:r>
+    </w:p>
+    <w:p>
+      <w:pPr>
+        <w:spacing w:after="120"/>
+      </w:pPr>
+      <w:r>
+        <w:t>To restrict that search to the selected request:</w:t>
+      </w:r>
+    </w:p>
+    <w:p>
+      <w:pPr>
+        <w:spacing w:after="0"/>
+      </w:pPr>
+      <w:r>
+        <w:rPr>
+          <w:rFonts w:ascii="Consolas" w:hAnsi="Consolas"/>
+          <w:sz w:val="20"/>
+        </w:rPr>
+        <w:t>grep -nF "$REQUEST_ID" "$API_LOG" |</w:t>
+      </w:r>
+    </w:p>
+    <w:p>
+      <w:pPr>
+        <w:spacing w:after="0"/>
+      </w:pPr>
+      <w:r>
+        <w:rPr>
+          <w:rFonts w:ascii="Consolas" w:hAnsi="Consolas"/>
+          <w:sz w:val="20"/>
+        </w:rPr>
+        <w:t xml:space="preserve">  grep -F "Required tool call missing"</w:t>
+      </w:r>
+    </w:p>
+    <w:p>
+      <w:pPr>
+        <w:spacing w:after="120"/>
+      </w:pPr>
+      <w:r>
+        <w:t>request_id links the warning to RCA History. model identifies the model used. retry_number=0 means the initial missing-tool-call warning, before the permitted correction. response_excerpt is a bounded excerpt of the model’s response instead of a tool call. tools lists the tools available to the model. The excerpt is diagnostic context, not proof that anything executed.</w:t>
+      </w:r>
+    </w:p>
+    <w:p>
+      <w:pPr>
+        <w:pStyle w:val="Heading3"/>
+      </w:pPr>
+      <w:r>
+        <w:t>Inspect recent errors and follow the log</w:t>
+      </w:r>
+    </w:p>
+    <w:p>
+      <w:pPr>
+        <w:spacing w:after="0"/>
+      </w:pPr>
+      <w:r>
+        <w:rPr>
+          <w:rFonts w:ascii="Consolas" w:hAnsi="Consolas"/>
+          <w:sz w:val="20"/>
+        </w:rPr>
+        <w:t>tail -n 100 "$API_LOG"</w:t>
+      </w:r>
+    </w:p>
+    <w:p>
+      <w:pPr>
+        <w:spacing w:after="0"/>
+      </w:pPr>
+    </w:p>
+    <w:p>
+      <w:pPr>
+        <w:spacing w:after="0"/>
+      </w:pPr>
+      <w:r>
+        <w:rPr>
+          <w:rFonts w:ascii="Consolas" w:hAnsi="Consolas"/>
+          <w:sz w:val="20"/>
+        </w:rPr>
+        <w:t>grep -niE 'timeout|timed out|error|exception|traceback|Required tool call missing' \</w:t>
+      </w:r>
+    </w:p>
+    <w:p>
+      <w:pPr>
+        <w:spacing w:after="0"/>
+      </w:pPr>
+      <w:r>
+        <w:rPr>
+          <w:rFonts w:ascii="Consolas" w:hAnsi="Consolas"/>
+          <w:sz w:val="20"/>
+        </w:rPr>
+        <w:t xml:space="preserve">  "$API_LOG"</w:t>
+      </w:r>
+    </w:p>
+    <w:p>
+      <w:pPr>
+        <w:spacing w:after="0"/>
+      </w:pPr>
+    </w:p>
+    <w:p>
+      <w:pPr>
+        <w:spacing w:after="0"/>
+      </w:pPr>
+      <w:r>
+        <w:rPr>
+          <w:rFonts w:ascii="Consolas" w:hAnsi="Consolas"/>
+          <w:sz w:val="20"/>
+        </w:rPr>
+        <w:t>tail -f "$API_LOG"</w:t>
+      </w:r>
+    </w:p>
+    <w:p>
+      <w:pPr>
+        <w:spacing w:after="120"/>
+      </w:pPr>
+      <w:r>
+        <w:t>tail -n 100 shows the last 100 lines. grep -niE searches case-insensitively for the listed error patterns with line numbers. tail -f displays new lines as the API writes them; Ctrl+C stops tail, not the API server. Broad error searches can include other users’ requests, so correlate request IDs and timestamps. Some traceback lines do not repeat the request ID; inspect surrounding lines.</w:t>
+      </w:r>
+    </w:p>
+    <w:p>
+      <w:pPr>
+        <w:pStyle w:val="Heading3"/>
+      </w:pPr>
+      <w:r>
+        <w:t>Confirmed example of a corrected model response</w:t>
+      </w:r>
+    </w:p>
+    <w:p>
+      <w:pPr>
+        <w:spacing w:after="120"/>
+      </w:pPr>
+      <w:r>
+        <w:t>For request 62a906b242754db899a1fa3ebc0b42eb, discovery returned prometheus-query and prometheus1. The next model invocation described those collectors without issuing an execution tool call. The API logged Required tool call missing with retry_number=0; response_excerpt began The following Prometheus-related collectors are available. LogHawk then sent a corrective instruction, and the following invocation requested execution.</w:t>
+      </w:r>
+    </w:p>
+    <w:p>
+      <w:pPr>
+        <w:spacing w:after="120"/>
+      </w:pPr>
+      <w:r>
+        <w:t>The server database recorded one list_collectors discovery event, one COMPLETED prometheus-query execution with run ID e7b6accd1c014be38b4de44bcaef8ad9, and one completed explanation. The repeated discovery input in LLM Usage therefore represented reused context during correction, not two collector executions.</w:t>
+      </w:r>
+    </w:p>
+    <w:p>
+      <w:pPr>
+        <w:spacing w:after="120"/>
+      </w:pPr>
+      <w:r>
+        <w:t>Use this sequence when diagnosing your own request: inspect LLM Usage, search the API log for its request ID and missing-tool-call warning, then verify execution events and run IDs in Evidence &amp; Inputs. No matching log line does not prove that no retry occurred: the log may have been overwritten, captured elsewhere, or produced by another API instance.</w:t>
+      </w:r>
+    </w:p>
+    <w:p>
+      <w:pPr>
+        <w:pStyle w:val="Heading3"/>
+      </w:pPr>
+      <w:r>
+        <w:t>Collector failure</w:t>
+      </w:r>
+    </w:p>
+    <w:p>
+      <w:pPr>
+        <w:spacing w:after="120"/>
+      </w:pPr>
+      <w:r>
+        <w:t>Inspect the FAILED execution event, arguments, run ID and saved error first. An HTTP error, invalid PromQL, missing dependency, interpreter failure or service connection error belongs to collection. Collector HTTP timeouts and runner deadlines can expire independently of model generation. Increasing the explanation timeout cannot repair collector execution. Correct the underlying issue before deliberately rerunning the collector. If an execution outcome is uncertain, check audit records before starting another request.</w:t>
+      </w:r>
+    </w:p>
+    <w:p>
+      <w:pPr>
+        <w:pStyle w:val="Heading3"/>
+      </w:pPr>
+      <w:r>
+        <w:t>Explanation timeout after successful collection</w:t>
+      </w:r>
+    </w:p>
+    <w:p>
+      <w:pPr>
+        <w:spacing w:after="120"/>
+      </w:pPr>
+      <w:r>
+        <w:t>A COMPLETED collector run followed by a failed initial_explanation or explanation_retry means evidence was collected but the AI explanation failed. Expand Collector evidence and use RCA History to inspect the saved result. The applicable model budget is LH_LLM_TOOL_EXPLANATION_TIMEOUT_SECONDS. Reduce prepared evidence or unnecessary model output where appropriate, or increase that timeout for a slower model. Check the model server when timeouts persist.</w:t>
+      </w:r>
+    </w:p>
+    <w:p>
+      <w:pPr>
+        <w:spacing w:after="120"/>
+      </w:pPr>
+      <w:r>
+        <w:t>An output-token-limit error is different from a timeout. LH_LLM_TOOL_MAX_TOKENS controls maximum generated tokens; increasing a timeout alone will not remove that cap. Increasing the cap can in turn require more time and context capacity. A context-budget error concerns the input/tools and context length rather than a failed collector.</w:t>
+      </w:r>
+    </w:p>
+    <w:p>
+      <w:pPr>
+        <w:pStyle w:val="Heading3"/>
+      </w:pPr>
+      <w:r>
+        <w:t>Retry only the explanation</w:t>
+      </w:r>
+    </w:p>
+    <w:p>
+      <w:pPr>
+        <w:spacing w:after="120"/>
+      </w:pPr>
+      <w:r>
+        <w:t>1. Confirm the collector execution outcome and saved evidence in the chat or RCA History. 2. If needed, adjust the server explanation/model settings and restart the API. 3. In the active RCA chat, select Retry AI Explanation for the request where that action is offered. This calls the explanation path using saved evidence; it does not rerun collectors. RCA History itself is read-only and does not offer automatic execution or retry merely by opening a record.</w:t>
+      </w:r>
+    </w:p>
+    <w:p>
+      <w:pPr>
+        <w:spacing w:after="120"/>
+      </w:pPr>
+      <w:r>
+        <w:t>4. Review the new explanation result, then reopen or refresh RCA History. Compare the explanation-attempt IDs and initial_explanation/explanation_retry invocations, timings, models and errors. Previous attempts remain recorded. Do not submit the original collection request again as a substitute for Retry AI Explanation unless you intend to collect fresh data. If the retry action is unavailable, inspect history before deciding on a new request.</w:t>
       </w:r>
     </w:p>
     <w:p>

--- a/Howto_Guides/LogHawk_Web_UI_Beginners_Guide.docx
+++ b/Howto_Guides/LogHawk_Web_UI_Beginners_Guide.docx
@@ -1366,7 +1366,1059 @@
         <w:pStyle w:val="Heading2"/>
       </w:pPr>
       <w:r>
+        <w:t>How to create a General Task</w:t>
+      </w:r>
+    </w:p>
+    <w:p>
+      <w:pPr>
+        <w:spacing w:after="120"/>
+      </w:pPr>
+      <w:r>
+        <w:t>This walkthrough creates a Python General Task called greeting. It prints the received arguments and Good morning! without changing an external system. You will first save a task that accepts no arguments, then learn how to add an optional or required name argument. Creating or saving the task does not run the program.</w:t>
+      </w:r>
+    </w:p>
+    <w:p>
+      <w:pPr>
+        <w:pStyle w:val="Heading3"/>
+      </w:pPr>
+      <w:r>
+        <w:t>Create the task in the Web UI</w:t>
+      </w:r>
+    </w:p>
+    <w:p>
+      <w:pPr>
+        <w:spacing w:after="120"/>
+      </w:pPr>
+      <w:r>
+        <w:t>1. Sign in and open Tasks &amp; Collectors &gt; Create Task. Enter greeting as the Task name, select Python as the artifact type and General Task as the Task kind. Use category GENERAL and description Prints a morning greeting and displays the received arguments. Keep Execution Policy as Manual.</w:t>
+      </w:r>
+    </w:p>
+    <w:p>
+      <w:pPr>
+        <w:spacing w:after="120"/>
+      </w:pPr>
+      <w:r>
+        <w:t>2. Create the task and open its editable workspace. Paste the complete Python code below into the code editor. You can also use task chat to draft code, but review the editor contents before saving.</w:t>
+      </w:r>
+    </w:p>
+    <w:p>
+      <w:pPr>
+        <w:spacing w:after="0"/>
+      </w:pPr>
+      <w:r>
+        <w:rPr>
+          <w:rFonts w:ascii="Consolas" w:hAnsi="Consolas"/>
+          <w:sz w:val="20"/>
+        </w:rPr>
+        <w:t>import os</w:t>
+      </w:r>
+    </w:p>
+    <w:p>
+      <w:pPr>
+        <w:spacing w:after="0"/>
+      </w:pPr>
+      <w:r>
+        <w:rPr>
+          <w:rFonts w:ascii="Consolas" w:hAnsi="Consolas"/>
+          <w:sz w:val="20"/>
+        </w:rPr>
+        <w:t>import json</w:t>
+      </w:r>
+    </w:p>
+    <w:p>
+      <w:pPr>
+        <w:spacing w:after="0"/>
+      </w:pPr>
+    </w:p>
+    <w:p>
+      <w:pPr>
+        <w:spacing w:after="0"/>
+      </w:pPr>
+      <w:r>
+        <w:rPr>
+          <w:rFonts w:ascii="Consolas" w:hAnsi="Consolas"/>
+          <w:sz w:val="20"/>
+        </w:rPr>
+        <w:t>def greet_user():</w:t>
+      </w:r>
+    </w:p>
+    <w:p>
+      <w:pPr>
+        <w:spacing w:after="0"/>
+      </w:pPr>
+      <w:r>
+        <w:rPr>
+          <w:rFonts w:ascii="Consolas" w:hAnsi="Consolas"/>
+          <w:sz w:val="20"/>
+        </w:rPr>
+        <w:t xml:space="preserve">    arguments = json.loads(</w:t>
+      </w:r>
+    </w:p>
+    <w:p>
+      <w:pPr>
+        <w:spacing w:after="0"/>
+      </w:pPr>
+      <w:r>
+        <w:rPr>
+          <w:rFonts w:ascii="Consolas" w:hAnsi="Consolas"/>
+          <w:sz w:val="20"/>
+        </w:rPr>
+        <w:t xml:space="preserve">            os.environ.get("LH_RUNNER_ARGUMENTS_JSON", "{}")</w:t>
+      </w:r>
+    </w:p>
+    <w:p>
+      <w:pPr>
+        <w:spacing w:after="0"/>
+      </w:pPr>
+      <w:r>
+        <w:rPr>
+          <w:rFonts w:ascii="Consolas" w:hAnsi="Consolas"/>
+          <w:sz w:val="20"/>
+        </w:rPr>
+        <w:t xml:space="preserve">        )</w:t>
+      </w:r>
+    </w:p>
+    <w:p>
+      <w:pPr>
+        <w:spacing w:after="0"/>
+      </w:pPr>
+      <w:r>
+        <w:rPr>
+          <w:rFonts w:ascii="Consolas" w:hAnsi="Consolas"/>
+          <w:sz w:val="20"/>
+        </w:rPr>
+        <w:t xml:space="preserve">    print("Arguments", arguments)</w:t>
+      </w:r>
+    </w:p>
+    <w:p>
+      <w:pPr>
+        <w:spacing w:after="0"/>
+      </w:pPr>
+      <w:r>
+        <w:rPr>
+          <w:rFonts w:ascii="Consolas" w:hAnsi="Consolas"/>
+          <w:sz w:val="20"/>
+        </w:rPr>
+        <w:t xml:space="preserve">    print('Good morning!')</w:t>
+      </w:r>
+    </w:p>
+    <w:p>
+      <w:pPr>
+        <w:spacing w:after="0"/>
+      </w:pPr>
+    </w:p>
+    <w:p>
+      <w:pPr>
+        <w:spacing w:after="0"/>
+      </w:pPr>
+      <w:r>
+        <w:rPr>
+          <w:rFonts w:ascii="Consolas" w:hAnsi="Consolas"/>
+          <w:sz w:val="20"/>
+        </w:rPr>
+        <w:t>if __name__ == '__main__':</w:t>
+      </w:r>
+    </w:p>
+    <w:p>
+      <w:pPr>
+        <w:spacing w:after="0"/>
+      </w:pPr>
+      <w:r>
+        <w:rPr>
+          <w:rFonts w:ascii="Consolas" w:hAnsi="Consolas"/>
+          <w:sz w:val="20"/>
+        </w:rPr>
+        <w:t xml:space="preserve">    greet_user()</w:t>
+      </w:r>
+    </w:p>
+    <w:p>
+      <w:pPr>
+        <w:spacing w:after="120"/>
+      </w:pPr>
+      <w:r>
+        <w:t>3. In Arguments schema JSON, enter the following schema. It accepts an empty JSON object and no named inputs.</w:t>
+      </w:r>
+    </w:p>
+    <w:p>
+      <w:pPr>
+        <w:spacing w:after="0"/>
+      </w:pPr>
+      <w:r>
+        <w:rPr>
+          <w:rFonts w:ascii="Consolas" w:hAnsi="Consolas"/>
+          <w:sz w:val="20"/>
+        </w:rPr>
+        <w:t>{</w:t>
+      </w:r>
+    </w:p>
+    <w:p>
+      <w:pPr>
+        <w:spacing w:after="0"/>
+      </w:pPr>
+      <w:r>
+        <w:rPr>
+          <w:rFonts w:ascii="Consolas" w:hAnsi="Consolas"/>
+          <w:sz w:val="20"/>
+        </w:rPr>
+        <w:t xml:space="preserve">  "additionalProperties": false,</w:t>
+      </w:r>
+    </w:p>
+    <w:p>
+      <w:pPr>
+        <w:spacing w:after="0"/>
+      </w:pPr>
+      <w:r>
+        <w:rPr>
+          <w:rFonts w:ascii="Consolas" w:hAnsi="Consolas"/>
+          <w:sz w:val="20"/>
+        </w:rPr>
+        <w:t xml:space="preserve">  "properties": {},</w:t>
+      </w:r>
+    </w:p>
+    <w:p>
+      <w:pPr>
+        <w:spacing w:after="0"/>
+      </w:pPr>
+      <w:r>
+        <w:rPr>
+          <w:rFonts w:ascii="Consolas" w:hAnsi="Consolas"/>
+          <w:sz w:val="20"/>
+        </w:rPr>
+        <w:t xml:space="preserve">  "required": [],</w:t>
+      </w:r>
+    </w:p>
+    <w:p>
+      <w:pPr>
+        <w:spacing w:after="0"/>
+      </w:pPr>
+      <w:r>
+        <w:rPr>
+          <w:rFonts w:ascii="Consolas" w:hAnsi="Consolas"/>
+          <w:sz w:val="20"/>
+        </w:rPr>
+        <w:t xml:space="preserve">  "type": "object"</w:t>
+      </w:r>
+    </w:p>
+    <w:p>
+      <w:pPr>
+        <w:spacing w:after="0"/>
+      </w:pPr>
+      <w:r>
+        <w:rPr>
+          <w:rFonts w:ascii="Consolas" w:hAnsi="Consolas"/>
+          <w:sz w:val="20"/>
+        </w:rPr>
+        <w:t>}</w:t>
+      </w:r>
+    </w:p>
+    <w:p>
+      <w:pPr>
+        <w:spacing w:after="120"/>
+      </w:pPr>
+      <w:r>
+        <w:t>4. Click Save Version. LogHawk checks Python syntax and the argument schema. The saved version contains both code and schema. A syntax check does not prove that the program will work correctly at runtime.</w:t>
+      </w:r>
+    </w:p>
+    <w:p>
+      <w:pPr>
+        <w:pStyle w:val="Heading3"/>
+      </w:pPr>
+      <w:r>
+        <w:t>Test the saved task</w:t>
+      </w:r>
+    </w:p>
+    <w:p>
+      <w:pPr>
+        <w:spacing w:after="120"/>
+      </w:pPr>
+      <w:r>
+        <w:t>Open signed-in Hawk Console to access the same server task, then enter this in Command Terminal 1 or 2. hawk --local has a separate task database and will not automatically find the task created in Web UI.</w:t>
+      </w:r>
+    </w:p>
+    <w:p>
+      <w:pPr>
+        <w:spacing w:after="0"/>
+      </w:pPr>
+      <w:r>
+        <w:rPr>
+          <w:rFonts w:ascii="Consolas" w:hAnsi="Consolas"/>
+          <w:sz w:val="20"/>
+        </w:rPr>
+        <w:t>/taskrun greeting {}</w:t>
+      </w:r>
+    </w:p>
+    <w:p>
+      <w:pPr>
+        <w:spacing w:after="120"/>
+      </w:pPr>
+      <w:r>
+        <w:t>Review the displayed code and answer Y or y at the local execution prompt. This development command runs on the Console computer without requiring approval or enablement. Python uses that computer’s venv_tools. Expected program output:</w:t>
+      </w:r>
+    </w:p>
+    <w:p>
+      <w:pPr>
+        <w:spacing w:after="0"/>
+      </w:pPr>
+      <w:r>
+        <w:rPr>
+          <w:rFonts w:ascii="Consolas" w:hAnsi="Consolas"/>
+          <w:sz w:val="20"/>
+        </w:rPr>
+        <w:t>Arguments {}</w:t>
+      </w:r>
+    </w:p>
+    <w:p>
+      <w:pPr>
+        <w:spacing w:after="0"/>
+      </w:pPr>
+      <w:r>
+        <w:rPr>
+          <w:rFonts w:ascii="Consolas" w:hAnsi="Consolas"/>
+          <w:sz w:val="20"/>
+        </w:rPr>
+        <w:t>Good morning!</w:t>
+      </w:r>
+    </w:p>
+    <w:p>
+      <w:pPr>
+        <w:spacing w:after="120"/>
+      </w:pPr>
+      <w:r>
+        <w:t>The Console also reports the task exit code. Exit code 0 means the process completed successfully. This is expected output for the example, not a record of a test performed while writing this guide.</w:t>
+      </w:r>
+    </w:p>
+    <w:p>
+      <w:pPr>
+        <w:spacing w:after="120"/>
+      </w:pPr>
+      <w:r>
+        <w:t>For API execution, select the saved version in the task workspace and enable it; an Administrator or Power User must approve it. Users can enable versions but cannot approve them. All roles, including Administrator, require an enabled and approved version for API execution. In signed-in Console, /task greeting {} then executes on the API host. Manual policy permits human-initiated API execution; it does not mean a second Y/N prompt is added to that API command.</w:t>
+      </w:r>
+    </w:p>
+    <w:p>
+      <w:pPr>
+        <w:spacing w:after="120"/>
+      </w:pPr>
+      <w:r>
+        <w:t>This example prints plain text, so its API result includes data.text containing the printed lines. Captured stdout and execution metadata are retained. It does not return structured JSON simply because the input arguments were JSON.</w:t>
+      </w:r>
+    </w:p>
+    <w:p>
+      <w:pPr>
+        <w:pStyle w:val="Heading3"/>
+      </w:pPr>
+      <w:r>
+        <w:t>Argument values and argument schema are different</w:t>
+      </w:r>
+    </w:p>
+    <w:p>
+      <w:pPr>
+        <w:spacing w:after="120"/>
+      </w:pPr>
+      <w:r>
+        <w:t>Argument JSON contains the values for one run, such as {"name":"Anees"}. The argument schema defines which values the saved version accepts: field names, types, required fields, defaults and bounds. Paste the schema in Arguments schema JSON; pass the actual values when running the task. Do not pass the schema itself as runtime arguments.</w:t>
+      </w:r>
+    </w:p>
+    <w:p>
+      <w:pPr>
+        <w:spacing w:after="120"/>
+      </w:pPr>
+      <w:r>
+        <w:t>JSON uses double quotes around property names and string values. Its booleans are true and false, and its null value is null. JSON does not allow Python-style single-quoted strings, True, False, comments or trailing commas. The top-level arguments for a task must be an object, such as {}, rather than an array or a plain string.</w:t>
+      </w:r>
+    </w:p>
+    <w:p>
+      <w:pPr>
+        <w:pStyle w:val="Heading3"/>
+      </w:pPr>
+      <w:r>
+        <w:t>Understand every part of the empty schema</w:t>
+      </w:r>
+    </w:p>
+    <w:p>
+      <w:pPr>
+        <w:spacing w:after="120"/>
+      </w:pPr>
+      <w:r>
+        <w:t>"type": "object" means the runtime input must be a JSON object. "properties": {} declares no named fields. "required": [] is an empty list of mandatory field names. "additionalProperties": false rejects fields that have not been declared under properties.</w:t>
+      </w:r>
+    </w:p>
+    <w:p>
+      <w:pPr>
+        <w:spacing w:after="120"/>
+      </w:pPr>
+      <w:r>
+        <w:t>Together these four rules accept {} and reject {"name":"Anees"}. They also reject [] and "hello" because those values are not objects. An empty required list alone does not mean that arguments are prohibited; the combination of no declared properties and additionalProperties false prohibits them.</w:t>
+      </w:r>
+    </w:p>
+    <w:p>
+      <w:pPr>
+        <w:spacing w:after="120"/>
+      </w:pPr>
+      <w:r>
+        <w:t>In LogHawk, leaving the schema blank or entering {} in the schema editor is normalized to an explicit empty-object schema when saved. That is a LogHawk convention. Do not interpret a blank schema as permission to supply arbitrary arguments. Existing saved versions retain their schemas until a new version is saved.</w:t>
+      </w:r>
+    </w:p>
+    <w:p>
+      <w:pPr>
+        <w:pStyle w:val="Heading3"/>
+      </w:pPr>
+      <w:r>
+        <w:t>Add an optional argument with a default</w:t>
+      </w:r>
+    </w:p>
+    <w:p>
+      <w:pPr>
+        <w:spacing w:after="120"/>
+      </w:pPr>
+      <w:r>
+        <w:t>To allow an optional name, replace the schema with this example. The schema default is World. The field has a non-empty string constraint and a maximum length of 80 characters.</w:t>
+      </w:r>
+    </w:p>
+    <w:p>
+      <w:pPr>
+        <w:spacing w:after="0"/>
+      </w:pPr>
+      <w:r>
+        <w:rPr>
+          <w:rFonts w:ascii="Consolas" w:hAnsi="Consolas"/>
+          <w:sz w:val="20"/>
+        </w:rPr>
+        <w:t>{</w:t>
+      </w:r>
+    </w:p>
+    <w:p>
+      <w:pPr>
+        <w:spacing w:after="0"/>
+      </w:pPr>
+      <w:r>
+        <w:rPr>
+          <w:rFonts w:ascii="Consolas" w:hAnsi="Consolas"/>
+          <w:sz w:val="20"/>
+        </w:rPr>
+        <w:t xml:space="preserve">  "type": "object",</w:t>
+      </w:r>
+    </w:p>
+    <w:p>
+      <w:pPr>
+        <w:spacing w:after="0"/>
+      </w:pPr>
+      <w:r>
+        <w:rPr>
+          <w:rFonts w:ascii="Consolas" w:hAnsi="Consolas"/>
+          <w:sz w:val="20"/>
+        </w:rPr>
+        <w:t xml:space="preserve">  "properties": {</w:t>
+      </w:r>
+    </w:p>
+    <w:p>
+      <w:pPr>
+        <w:spacing w:after="0"/>
+      </w:pPr>
+      <w:r>
+        <w:rPr>
+          <w:rFonts w:ascii="Consolas" w:hAnsi="Consolas"/>
+          <w:sz w:val="20"/>
+        </w:rPr>
+        <w:t xml:space="preserve">    "name": {</w:t>
+      </w:r>
+    </w:p>
+    <w:p>
+      <w:pPr>
+        <w:spacing w:after="0"/>
+      </w:pPr>
+      <w:r>
+        <w:rPr>
+          <w:rFonts w:ascii="Consolas" w:hAnsi="Consolas"/>
+          <w:sz w:val="20"/>
+        </w:rPr>
+        <w:t xml:space="preserve">      "type": "string",</w:t>
+      </w:r>
+    </w:p>
+    <w:p>
+      <w:pPr>
+        <w:spacing w:after="0"/>
+      </w:pPr>
+      <w:r>
+        <w:rPr>
+          <w:rFonts w:ascii="Consolas" w:hAnsi="Consolas"/>
+          <w:sz w:val="20"/>
+        </w:rPr>
+        <w:t xml:space="preserve">      "description": "Name to include in the greeting.",</w:t>
+      </w:r>
+    </w:p>
+    <w:p>
+      <w:pPr>
+        <w:spacing w:after="0"/>
+      </w:pPr>
+      <w:r>
+        <w:rPr>
+          <w:rFonts w:ascii="Consolas" w:hAnsi="Consolas"/>
+          <w:sz w:val="20"/>
+        </w:rPr>
+        <w:t xml:space="preserve">      "default": "World",</w:t>
+      </w:r>
+    </w:p>
+    <w:p>
+      <w:pPr>
+        <w:spacing w:after="0"/>
+      </w:pPr>
+      <w:r>
+        <w:rPr>
+          <w:rFonts w:ascii="Consolas" w:hAnsi="Consolas"/>
+          <w:sz w:val="20"/>
+        </w:rPr>
+        <w:t xml:space="preserve">      "minLength": 1,</w:t>
+      </w:r>
+    </w:p>
+    <w:p>
+      <w:pPr>
+        <w:spacing w:after="0"/>
+      </w:pPr>
+      <w:r>
+        <w:rPr>
+          <w:rFonts w:ascii="Consolas" w:hAnsi="Consolas"/>
+          <w:sz w:val="20"/>
+        </w:rPr>
+        <w:t xml:space="preserve">      "maxLength": 80</w:t>
+      </w:r>
+    </w:p>
+    <w:p>
+      <w:pPr>
+        <w:spacing w:after="0"/>
+      </w:pPr>
+      <w:r>
+        <w:rPr>
+          <w:rFonts w:ascii="Consolas" w:hAnsi="Consolas"/>
+          <w:sz w:val="20"/>
+        </w:rPr>
+        <w:t xml:space="preserve">    }</w:t>
+      </w:r>
+    </w:p>
+    <w:p>
+      <w:pPr>
+        <w:spacing w:after="0"/>
+      </w:pPr>
+      <w:r>
+        <w:rPr>
+          <w:rFonts w:ascii="Consolas" w:hAnsi="Consolas"/>
+          <w:sz w:val="20"/>
+        </w:rPr>
+        <w:t xml:space="preserve">  },</w:t>
+      </w:r>
+    </w:p>
+    <w:p>
+      <w:pPr>
+        <w:spacing w:after="0"/>
+      </w:pPr>
+      <w:r>
+        <w:rPr>
+          <w:rFonts w:ascii="Consolas" w:hAnsi="Consolas"/>
+          <w:sz w:val="20"/>
+        </w:rPr>
+        <w:t xml:space="preserve">  "required": [],</w:t>
+      </w:r>
+    </w:p>
+    <w:p>
+      <w:pPr>
+        <w:spacing w:after="0"/>
+      </w:pPr>
+      <w:r>
+        <w:rPr>
+          <w:rFonts w:ascii="Consolas" w:hAnsi="Consolas"/>
+          <w:sz w:val="20"/>
+        </w:rPr>
+        <w:t xml:space="preserve">  "additionalProperties": false</w:t>
+      </w:r>
+    </w:p>
+    <w:p>
+      <w:pPr>
+        <w:spacing w:after="0"/>
+      </w:pPr>
+      <w:r>
+        <w:rPr>
+          <w:rFonts w:ascii="Consolas" w:hAnsi="Consolas"/>
+          <w:sz w:val="20"/>
+        </w:rPr>
+        <w:t>}</w:t>
+      </w:r>
+    </w:p>
+    <w:p>
+      <w:pPr>
+        <w:spacing w:after="120"/>
+      </w:pPr>
+      <w:r>
+        <w:t>Replace the code with the following parameterized program and Save Version. It reads the supplied name; the Python fallback also makes it useful when run directly outside LogHawk.</w:t>
+      </w:r>
+    </w:p>
+    <w:p>
+      <w:pPr>
+        <w:spacing w:after="0"/>
+      </w:pPr>
+      <w:r>
+        <w:rPr>
+          <w:rFonts w:ascii="Consolas" w:hAnsi="Consolas"/>
+          <w:sz w:val="20"/>
+        </w:rPr>
+        <w:t>import json</w:t>
+      </w:r>
+    </w:p>
+    <w:p>
+      <w:pPr>
+        <w:spacing w:after="0"/>
+      </w:pPr>
+      <w:r>
+        <w:rPr>
+          <w:rFonts w:ascii="Consolas" w:hAnsi="Consolas"/>
+          <w:sz w:val="20"/>
+        </w:rPr>
+        <w:t>import os</w:t>
+      </w:r>
+    </w:p>
+    <w:p>
+      <w:pPr>
+        <w:spacing w:after="0"/>
+      </w:pPr>
+    </w:p>
+    <w:p>
+      <w:pPr>
+        <w:spacing w:after="0"/>
+      </w:pPr>
+    </w:p>
+    <w:p>
+      <w:pPr>
+        <w:spacing w:after="0"/>
+      </w:pPr>
+      <w:r>
+        <w:rPr>
+          <w:rFonts w:ascii="Consolas" w:hAnsi="Consolas"/>
+          <w:sz w:val="20"/>
+        </w:rPr>
+        <w:t>def greet_user():</w:t>
+      </w:r>
+    </w:p>
+    <w:p>
+      <w:pPr>
+        <w:spacing w:after="0"/>
+      </w:pPr>
+      <w:r>
+        <w:rPr>
+          <w:rFonts w:ascii="Consolas" w:hAnsi="Consolas"/>
+          <w:sz w:val="20"/>
+        </w:rPr>
+        <w:t xml:space="preserve">    arguments = json.loads(</w:t>
+      </w:r>
+    </w:p>
+    <w:p>
+      <w:pPr>
+        <w:spacing w:after="0"/>
+      </w:pPr>
+      <w:r>
+        <w:rPr>
+          <w:rFonts w:ascii="Consolas" w:hAnsi="Consolas"/>
+          <w:sz w:val="20"/>
+        </w:rPr>
+        <w:t xml:space="preserve">        os.environ.get("LH_RUNNER_ARGUMENTS_JSON", "{}")</w:t>
+      </w:r>
+    </w:p>
+    <w:p>
+      <w:pPr>
+        <w:spacing w:after="0"/>
+      </w:pPr>
+      <w:r>
+        <w:rPr>
+          <w:rFonts w:ascii="Consolas" w:hAnsi="Consolas"/>
+          <w:sz w:val="20"/>
+        </w:rPr>
+        <w:t xml:space="preserve">    )</w:t>
+      </w:r>
+    </w:p>
+    <w:p>
+      <w:pPr>
+        <w:spacing w:after="0"/>
+      </w:pPr>
+      <w:r>
+        <w:rPr>
+          <w:rFonts w:ascii="Consolas" w:hAnsi="Consolas"/>
+          <w:sz w:val="20"/>
+        </w:rPr>
+        <w:t xml:space="preserve">    name = arguments.get("name", "World")</w:t>
+      </w:r>
+    </w:p>
+    <w:p>
+      <w:pPr>
+        <w:spacing w:after="0"/>
+      </w:pPr>
+      <w:r>
+        <w:rPr>
+          <w:rFonts w:ascii="Consolas" w:hAnsi="Consolas"/>
+          <w:sz w:val="20"/>
+        </w:rPr>
+        <w:t xml:space="preserve">    print("Arguments", arguments)</w:t>
+      </w:r>
+    </w:p>
+    <w:p>
+      <w:pPr>
+        <w:spacing w:after="0"/>
+      </w:pPr>
+      <w:r>
+        <w:rPr>
+          <w:rFonts w:ascii="Consolas" w:hAnsi="Consolas"/>
+          <w:sz w:val="20"/>
+        </w:rPr>
+        <w:t xml:space="preserve">    print(f"Good morning, {name}!")</w:t>
+      </w:r>
+    </w:p>
+    <w:p>
+      <w:pPr>
+        <w:spacing w:after="0"/>
+      </w:pPr>
+    </w:p>
+    <w:p>
+      <w:pPr>
+        <w:spacing w:after="0"/>
+      </w:pPr>
+    </w:p>
+    <w:p>
+      <w:pPr>
+        <w:spacing w:after="0"/>
+      </w:pPr>
+      <w:r>
+        <w:rPr>
+          <w:rFonts w:ascii="Consolas" w:hAnsi="Consolas"/>
+          <w:sz w:val="20"/>
+        </w:rPr>
+        <w:t>if __name__ == "__main__":</w:t>
+      </w:r>
+    </w:p>
+    <w:p>
+      <w:pPr>
+        <w:spacing w:after="0"/>
+      </w:pPr>
+      <w:r>
+        <w:rPr>
+          <w:rFonts w:ascii="Consolas" w:hAnsi="Consolas"/>
+          <w:sz w:val="20"/>
+        </w:rPr>
+        <w:t xml:space="preserve">    greet_user()</w:t>
+      </w:r>
+    </w:p>
+    <w:p>
+      <w:pPr>
+        <w:spacing w:after="120"/>
+      </w:pPr>
+      <w:r>
+        <w:t>With the saved optional-name schema, run /taskrun greeting {} to receive Good morning, World! The validator inserts the missing name default before execution. Run /taskrun greeting {"name":"Anees"} to receive Good morning, Anees! The Arguments line displays the resulting Python dictionary, so it may show single quotes even though the original runtime input was JSON.</w:t>
+      </w:r>
+    </w:p>
+    <w:p>
+      <w:pPr>
+        <w:spacing w:after="120"/>
+      </w:pPr>
+      <w:r>
+        <w:t>{"name":null} is invalid because null is a supplied value and the schema requires a string; the default does not replace it. {"name":""} fails minLength. {"name":42} fails the string type check. {"name":"Anees","extra":true} fails additionalProperties. A string containing only spaces can satisfy minLength; add an explicit strip/validation check inside your program if that should be rejected.</w:t>
+      </w:r>
+    </w:p>
+    <w:p>
+      <w:pPr>
+        <w:pStyle w:val="Heading3"/>
+      </w:pPr>
+      <w:r>
+        <w:t>Make an argument required</w:t>
+      </w:r>
+    </w:p>
+    <w:p>
+      <w:pPr>
+        <w:spacing w:after="120"/>
+      </w:pPr>
+      <w:r>
+        <w:t>To require callers to supply name, use the following schema. Notice that the default is removed and name is included in required.</w:t>
+      </w:r>
+    </w:p>
+    <w:p>
+      <w:pPr>
+        <w:spacing w:after="0"/>
+      </w:pPr>
+      <w:r>
+        <w:rPr>
+          <w:rFonts w:ascii="Consolas" w:hAnsi="Consolas"/>
+          <w:sz w:val="20"/>
+        </w:rPr>
+        <w:t>{</w:t>
+      </w:r>
+    </w:p>
+    <w:p>
+      <w:pPr>
+        <w:spacing w:after="0"/>
+      </w:pPr>
+      <w:r>
+        <w:rPr>
+          <w:rFonts w:ascii="Consolas" w:hAnsi="Consolas"/>
+          <w:sz w:val="20"/>
+        </w:rPr>
+        <w:t xml:space="preserve">  "type": "object",</w:t>
+      </w:r>
+    </w:p>
+    <w:p>
+      <w:pPr>
+        <w:spacing w:after="0"/>
+      </w:pPr>
+      <w:r>
+        <w:rPr>
+          <w:rFonts w:ascii="Consolas" w:hAnsi="Consolas"/>
+          <w:sz w:val="20"/>
+        </w:rPr>
+        <w:t xml:space="preserve">  "properties": {</w:t>
+      </w:r>
+    </w:p>
+    <w:p>
+      <w:pPr>
+        <w:spacing w:after="0"/>
+      </w:pPr>
+      <w:r>
+        <w:rPr>
+          <w:rFonts w:ascii="Consolas" w:hAnsi="Consolas"/>
+          <w:sz w:val="20"/>
+        </w:rPr>
+        <w:t xml:space="preserve">    "name": {</w:t>
+      </w:r>
+    </w:p>
+    <w:p>
+      <w:pPr>
+        <w:spacing w:after="0"/>
+      </w:pPr>
+      <w:r>
+        <w:rPr>
+          <w:rFonts w:ascii="Consolas" w:hAnsi="Consolas"/>
+          <w:sz w:val="20"/>
+        </w:rPr>
+        <w:t xml:space="preserve">      "type": "string",</w:t>
+      </w:r>
+    </w:p>
+    <w:p>
+      <w:pPr>
+        <w:spacing w:after="0"/>
+      </w:pPr>
+      <w:r>
+        <w:rPr>
+          <w:rFonts w:ascii="Consolas" w:hAnsi="Consolas"/>
+          <w:sz w:val="20"/>
+        </w:rPr>
+        <w:t xml:space="preserve">      "minLength": 1,</w:t>
+      </w:r>
+    </w:p>
+    <w:p>
+      <w:pPr>
+        <w:spacing w:after="0"/>
+      </w:pPr>
+      <w:r>
+        <w:rPr>
+          <w:rFonts w:ascii="Consolas" w:hAnsi="Consolas"/>
+          <w:sz w:val="20"/>
+        </w:rPr>
+        <w:t xml:space="preserve">      "maxLength": 80</w:t>
+      </w:r>
+    </w:p>
+    <w:p>
+      <w:pPr>
+        <w:spacing w:after="0"/>
+      </w:pPr>
+      <w:r>
+        <w:rPr>
+          <w:rFonts w:ascii="Consolas" w:hAnsi="Consolas"/>
+          <w:sz w:val="20"/>
+        </w:rPr>
+        <w:t xml:space="preserve">    }</w:t>
+      </w:r>
+    </w:p>
+    <w:p>
+      <w:pPr>
+        <w:spacing w:after="0"/>
+      </w:pPr>
+      <w:r>
+        <w:rPr>
+          <w:rFonts w:ascii="Consolas" w:hAnsi="Consolas"/>
+          <w:sz w:val="20"/>
+        </w:rPr>
+        <w:t xml:space="preserve">  },</w:t>
+      </w:r>
+    </w:p>
+    <w:p>
+      <w:pPr>
+        <w:spacing w:after="0"/>
+      </w:pPr>
+      <w:r>
+        <w:rPr>
+          <w:rFonts w:ascii="Consolas" w:hAnsi="Consolas"/>
+          <w:sz w:val="20"/>
+        </w:rPr>
+        <w:t xml:space="preserve">  "required": ["name"],</w:t>
+      </w:r>
+    </w:p>
+    <w:p>
+      <w:pPr>
+        <w:spacing w:after="0"/>
+      </w:pPr>
+      <w:r>
+        <w:rPr>
+          <w:rFonts w:ascii="Consolas" w:hAnsi="Consolas"/>
+          <w:sz w:val="20"/>
+        </w:rPr>
+        <w:t xml:space="preserve">  "additionalProperties": false</w:t>
+      </w:r>
+    </w:p>
+    <w:p>
+      <w:pPr>
+        <w:spacing w:after="0"/>
+      </w:pPr>
+      <w:r>
+        <w:rPr>
+          <w:rFonts w:ascii="Consolas" w:hAnsi="Consolas"/>
+          <w:sz w:val="20"/>
+        </w:rPr>
+        <w:t>}</w:t>
+      </w:r>
+    </w:p>
+    <w:p>
+      <w:pPr>
+        <w:spacing w:after="120"/>
+      </w:pPr>
+      <w:r>
+        <w:t>With this schema, {} is rejected before execution; {"name":"Anees"} is accepted. required lists property names, not values or types, and every listed name must be declared in properties. In the current LogHawk validator, defaults are inserted before required fields are checked. Therefore a required field with a default can be filled automatically. Remove the default when your goal is to require an explicit caller value.</w:t>
+      </w:r>
+    </w:p>
+    <w:p>
+      <w:pPr>
+        <w:pStyle w:val="Heading3"/>
+      </w:pPr>
+      <w:r>
+        <w:t>Schema defaults and Python defaults</w:t>
+      </w:r>
+    </w:p>
+    <w:p>
+      <w:pPr>
+        <w:spacing w:after="120"/>
+      </w:pPr>
+      <w:r>
+        <w:t>A schema default is inserted by LogHawk validation before the script runs and becomes part of the validated argument object. arguments.get("name", "World") is a Python fallback used only after execution begins. It does not make an invalid request pass schema validation. A direct command-line run outside LogHawk does not automatically apply the saved schema; the program must then handle input validation and defaults itself.</w:t>
+      </w:r>
+    </w:p>
+    <w:p>
+      <w:pPr>
+        <w:spacing w:after="120"/>
+      </w:pPr>
+      <w:r>
+        <w:t>dict.get returns its fallback only when a key is absent. It does not replace an explicit None value. Inside LogHawk, the string schema rejects JSON null before execution. This is why optional, missing and null are different concepts.</w:t>
+      </w:r>
+    </w:p>
+    <w:p>
+      <w:pPr>
+        <w:pStyle w:val="Heading3"/>
+      </w:pPr>
+      <w:r>
+        <w:t>How arguments reach the program</w:t>
+      </w:r>
+    </w:p>
+    <w:p>
+      <w:pPr>
+        <w:spacing w:after="120"/>
+      </w:pPr>
+      <w:r>
+        <w:t>LogHawk validates the runtime object, applies schema defaults, serializes it as JSON and sets LH_RUNNER_ARGUMENTS_JSON in the child process environment. os.environ.get reads the string; json.loads converts it into a Python dictionary. Do not edit .env to change per-run arguments. Supply them with the execution request instead.</w:t>
+      </w:r>
+    </w:p>
+    <w:p>
+      <w:pPr>
+        <w:spacing w:after="120"/>
+      </w:pPr>
+      <w:r>
+        <w:t>Other settings and credentials come from the execution host’s .env_tools or existing process environment. Web UI and signed-in API execution use server-side settings; local /taskrun and /collectrun use local settings even when the Console is signed in. Keep credentials out of runtime examples and printed output. The raw task execution log can retain stdout/stderr before AI redaction.</w:t>
+      </w:r>
+    </w:p>
+    <w:p>
+      <w:pPr>
+        <w:pStyle w:val="Heading3"/>
+      </w:pPr>
+      <w:r>
+        <w:t>Save and approve the matching version</w:t>
+      </w:r>
+    </w:p>
+    <w:p>
+      <w:pPr>
+        <w:spacing w:after="120"/>
+      </w:pPr>
+      <w:r>
+        <w:t>Keep code and schema consistent: the no-argument script does not use name, whereas the parameterized script does. Save Version after changing code or schema. Saving changes creates a new immutable version instead of rewriting the selected older version, and that new version requires its own approval and enablement for API execution. Local development runs remain available for testing before approval. The schema describes accepted input; it does not grant execution permission.</w:t>
+      </w:r>
+    </w:p>
+    <w:p>
+      <w:pPr>
+        <w:pStyle w:val="Heading3"/>
+      </w:pPr>
+      <w:r>
+        <w:t>Creating other task kinds</w:t>
+      </w:r>
+    </w:p>
+    <w:p>
+      <w:pPr/>
+      <w:r>
+        <w:t>Collectors, Remediation Tasks, and Rollback Tasks follow the same creation process. Choose the corresponding Create Collector, Create Remediation Task, or Create Rollback Task link, or select the appropriate Task kind when creating a task.</w:t>
+      </w:r>
+    </w:p>
+    <w:p>
+      <w:pPr/>
+      <w:r>
+        <w:t>Enter its name, description, category, artifact type, execution policy, code, and argument schema, then click Save Version. The same argument validation, versioning, approval, and enablement rules apply.</w:t>
+      </w:r>
+    </w:p>
+    <w:p>
+      <w:pPr/>
+      <w:r>
+        <w:t>Choose the kind according to its purpose:</w:t>
+      </w:r>
+    </w:p>
+    <w:p>
+      <w:pPr>
+        <w:pStyle w:val="ListBullet"/>
+      </w:pPr>
+      <w:r>
+        <w:t>Collector: gathers operational evidence.</w:t>
+      </w:r>
+    </w:p>
+    <w:p>
+      <w:pPr>
+        <w:pStyle w:val="ListBullet"/>
+      </w:pPr>
+      <w:r>
+        <w:t>Remediation Task: performs a corrective action.</w:t>
+      </w:r>
+    </w:p>
+    <w:p>
+      <w:pPr>
+        <w:pStyle w:val="ListBullet"/>
+      </w:pPr>
+      <w:r>
+        <w:t>Rollback Task: reverses a change or restores a previous state.</w:t>
+      </w:r>
+    </w:p>
+    <w:p>
+      <w:pPr/>
+      <w:r>
+        <w:t>Sharing the creation process does not automatically make every task kind available to AI-assisted RCA. Its current discovery flow selects eligible Collectors.</w:t>
+      </w:r>
+    </w:p>
+    <w:p>
+      <w:pPr>
+        <w:pStyle w:val="Heading2"/>
+      </w:pPr>
+      <w:r>
         <w:t>Collectors</w:t>
+      </w:r>
+    </w:p>
+    <w:p>
+      <w:pPr/>
+      <w:r>
+        <w:t>For detailed steps, refer to “How to Create Custom Collectors” (How_to_Create_Custom_Collectors.docx) in the Howto_Guides folder. It includes complete code examples, argument schemas, local testing, approval and enablement, AI discovery, and troubleshooting.</w:t>
       </w:r>
     </w:p>
     <w:p>
